--- a/2026年7月12日_阿根廷vs瑞士_预测.docx
+++ b/2026年7月12日_阿根廷vs瑞士_预测.docx
@@ -85,7 +85,7 @@
           <w:sz w:val="22"/>
           <w:szCs w:val="22"/>
         </w:rPr>
-        <w:t xml:space="preserve">四分之一决赛 Match 100 | 阿根廷卫冕冠军 | 瑞士72年来首进QF | 曼扎姆比(3球2助)伤缺</w:t>
+        <w:t xml:space="preserve">四分之一决赛 Match 100 | 阿根廷卫冕冠军/26人全员健康 | 瑞士72年来首进QF/3核缺阵 | 裁判: João Pinheiro (葡萄牙)</w:t>
       </w:r>
     </w:p>
     <w:p>
@@ -104,7 +104,7 @@
           <w:sz w:val="18"/>
           <w:szCs w:val="18"/>
         </w:rPr>
-        <w:t xml:space="preserve">北京时间 2026年7月12日 09:00 | Arrowhead Stadium, Kansas City, MO | 裁判: 待FIFA确认</w:t>
+        <w:t xml:space="preserve">北京时间 2026年7月12日 09:00 | Arrowhead Stadium, Kansas City, MO | 裁判: João Pinheiro (葡萄牙) | VAR: Michael Barwegen</w:t>
       </w:r>
     </w:p>
     <w:p>
@@ -123,7 +123,7 @@
           <w:sz w:val="18"/>
           <w:szCs w:val="18"/>
         </w:rPr>
-        <w:t xml:space="preserve">数据截止 7月9日 21:00 BJT | 阵容: FIFA官方大名单 + FWC Times + DraftKings + Wolfbet</w:t>
+        <w:t xml:space="preserve">数据截止 7月11日 12:00 BJT (赛前约21h) | 阵容: TyC Sports + ESPN Argentina + Sports Mole + RotoWire + Fotmob + SI + Eurosport</w:t>
       </w:r>
     </w:p>
     <w:p>
@@ -142,7 +142,7 @@
           <w:sz w:val="18"/>
           <w:szCs w:val="18"/>
         </w:rPr>
-        <w:t xml:space="preserve">ARG €807.5M vs SUI €332.5M — 身价比 2.4:1 | 梅西8球(金靴领跑) | 瑞士连续2场零封</w:t>
+        <w:t xml:space="preserve">ARG €807.5M vs SUI €332.5M — 身价比 2.4:1 | 梅西8球(金靴领跑) | 阿根廷26人全员健康(QF唯一!) | 帕雷德斯确认首发</w:t>
       </w:r>
     </w:p>
     <w:p>
@@ -1386,7 +1386,157 @@
                 <w:sz w:val="16"/>
                 <w:szCs w:val="16"/>
               </w:rPr>
-              <w:t xml:space="preserve">待FIFA确认(截至7/9未公布)</w:t>
+              <w:t xml:space="preserve">João Pinheiro (葡萄牙)。VAR: Michael Barwegen。TyC Sports确认。葡萄牙籍→中立(非南美非欧→对双方均无偏见)</w:t>
+            </w:r>
+          </w:p>
+        </w:tc>
+      </w:tr>
+      <w:tr>
+        <w:tc>
+          <w:tcPr>
+            <w:tcW w:type="dxa" w:w="2800"/>
+            <w:tcBorders>
+              <w:top w:val="single" w:color="CCCCCC" w:sz="1"/>
+              <w:left w:val="single" w:color="CCCCCC" w:sz="1"/>
+              <w:bottom w:val="single" w:color="CCCCCC" w:sz="1"/>
+              <w:right w:val="single" w:color="CCCCCC" w:sz="1"/>
+            </w:tcBorders>
+            <w:shd w:fill="F2F2F2" w:val="clear"/>
+            <w:tcMar>
+              <w:top w:type="dxa" w:w="60"/>
+              <w:left w:type="dxa" w:w="100"/>
+              <w:bottom w:type="dxa" w:w="60"/>
+              <w:right w:type="dxa" w:w="100"/>
+            </w:tcMar>
+            <w:vAlign w:val="center"/>
+          </w:tcPr>
+          <w:p>
+            <w:pPr>
+              <w:jc w:val="left"/>
+            </w:pPr>
+            <w:r>
+              <w:rPr>
+                <w:rFonts w:ascii="Microsoft YaHei" w:cs="Microsoft YaHei" w:eastAsia="Microsoft YaHei" w:hAnsi="Microsoft YaHei"/>
+                <w:b/>
+                <w:bCs/>
+                <w:i w:val="false"/>
+                <w:iCs w:val="false"/>
+                <w:color w:val="333333"/>
+                <w:sz w:val="16"/>
+                <w:szCs w:val="16"/>
+              </w:rPr>
+              <w:t xml:space="preserve">阿根廷阵容</w:t>
+            </w:r>
+          </w:p>
+        </w:tc>
+        <w:tc>
+          <w:tcPr>
+            <w:tcW w:type="dxa" w:w="11438"/>
+            <w:tcBorders>
+              <w:top w:val="single" w:color="CCCCCC" w:sz="1"/>
+              <w:left w:val="single" w:color="CCCCCC" w:sz="1"/>
+              <w:bottom w:val="single" w:color="CCCCCC" w:sz="1"/>
+              <w:right w:val="single" w:color="CCCCCC" w:sz="1"/>
+            </w:tcBorders>
+            <w:tcMar>
+              <w:top w:type="dxa" w:w="60"/>
+              <w:left w:type="dxa" w:w="100"/>
+              <w:bottom w:type="dxa" w:w="60"/>
+              <w:right w:type="dxa" w:w="100"/>
+            </w:tcMar>
+            <w:vAlign w:val="center"/>
+          </w:tcPr>
+          <w:p>
+            <w:pPr>
+              <w:jc w:val="left"/>
+            </w:pPr>
+            <w:r>
+              <w:rPr>
+                <w:rFonts w:ascii="Microsoft YaHei" w:cs="Microsoft YaHei" w:eastAsia="Microsoft YaHei" w:hAnsi="Microsoft YaHei"/>
+                <w:b w:val="false"/>
+                <w:bCs w:val="false"/>
+                <w:i w:val="false"/>
+                <w:iCs w:val="false"/>
+                <w:color w:val="333333"/>
+                <w:sz w:val="16"/>
+                <w:szCs w:val="16"/>
+              </w:rPr>
+              <w:t xml:space="preserve">[关键] 26人全员健康(TyC/ESPN/SI多方确认)。罗梅罗对埃及仅抽筋→确认首发。梅迪纳(膝伤)已康复。尼科·冈萨雷斯(脚踝)恢复训练。阿根廷是QF中唯一零伤病的球队</w:t>
+            </w:r>
+          </w:p>
+        </w:tc>
+      </w:tr>
+      <w:tr>
+        <w:tc>
+          <w:tcPr>
+            <w:tcW w:type="dxa" w:w="2800"/>
+            <w:tcBorders>
+              <w:top w:val="single" w:color="CCCCCC" w:sz="1"/>
+              <w:left w:val="single" w:color="CCCCCC" w:sz="1"/>
+              <w:bottom w:val="single" w:color="CCCCCC" w:sz="1"/>
+              <w:right w:val="single" w:color="CCCCCC" w:sz="1"/>
+            </w:tcBorders>
+            <w:shd w:fill="F2F2F2" w:val="clear"/>
+            <w:tcMar>
+              <w:top w:type="dxa" w:w="60"/>
+              <w:left w:type="dxa" w:w="100"/>
+              <w:bottom w:type="dxa" w:w="60"/>
+              <w:right w:type="dxa" w:w="100"/>
+            </w:tcMar>
+            <w:vAlign w:val="center"/>
+          </w:tcPr>
+          <w:p>
+            <w:pPr>
+              <w:jc w:val="left"/>
+            </w:pPr>
+            <w:r>
+              <w:rPr>
+                <w:rFonts w:ascii="Microsoft YaHei" w:cs="Microsoft YaHei" w:eastAsia="Microsoft YaHei" w:hAnsi="Microsoft YaHei"/>
+                <w:b/>
+                <w:bCs/>
+                <w:i w:val="false"/>
+                <w:iCs w:val="false"/>
+                <w:color w:val="333333"/>
+                <w:sz w:val="16"/>
+                <w:szCs w:val="16"/>
+              </w:rPr>
+              <w:t xml:space="preserve">瑞士阵容</w:t>
+            </w:r>
+          </w:p>
+        </w:tc>
+        <w:tc>
+          <w:tcPr>
+            <w:tcW w:type="dxa" w:w="11438"/>
+            <w:tcBorders>
+              <w:top w:val="single" w:color="CCCCCC" w:sz="1"/>
+              <w:left w:val="single" w:color="CCCCCC" w:sz="1"/>
+              <w:bottom w:val="single" w:color="CCCCCC" w:sz="1"/>
+              <w:right w:val="single" w:color="CCCCCC" w:sz="1"/>
+            </w:tcBorders>
+            <w:tcMar>
+              <w:top w:type="dxa" w:w="60"/>
+              <w:left w:type="dxa" w:w="100"/>
+              <w:bottom w:type="dxa" w:w="60"/>
+              <w:right w:type="dxa" w:w="100"/>
+            </w:tcMar>
+            <w:vAlign w:val="center"/>
+          </w:tcPr>
+          <w:p>
+            <w:pPr>
+              <w:jc w:val="left"/>
+            </w:pPr>
+            <w:r>
+              <w:rPr>
+                <w:rFonts w:ascii="Microsoft YaHei" w:cs="Microsoft YaHei" w:eastAsia="Microsoft YaHei" w:hAnsi="Microsoft YaHei"/>
+                <w:b w:val="false"/>
+                <w:bCs w:val="false"/>
+                <w:i w:val="false"/>
+                <w:iCs w:val="false"/>
+                <w:color w:val="333333"/>
+                <w:sz w:val="16"/>
+                <w:szCs w:val="16"/>
+              </w:rPr>
+              <w:t xml:space="preserve">[注意] 曼扎姆比(3球2助/膝盖→缺席)。阿比歇尔(肌肉→缺席)。雅凯(肌肉→缺席)。亚沙里(AC米兰)预计首发→大巴策略明确。里德替补</w:t>
             </w:r>
           </w:p>
         </w:tc>
@@ -1823,7 +1973,7 @@
                 <w:sz w:val="16"/>
                 <w:szCs w:val="16"/>
               </w:rPr>
-              <w:t xml:space="preserve">DraftKings。投100赢72。Polymarket 56.5%</w:t>
+              <w:t xml:space="preserve">DraftKings。Polymarket 56.5%——一致</w:t>
             </w:r>
           </w:p>
         </w:tc>
@@ -1969,7 +2119,7 @@
                 <w:sz w:val="16"/>
                 <w:szCs w:val="16"/>
               </w:rPr>
-              <w:t xml:space="preserve">DraftKings +250。Polymarket 27.5%</w:t>
+              <w:t xml:space="preserve">DraftKings +250。Polymarket 27.5%——一致</w:t>
             </w:r>
           </w:p>
         </w:tc>
@@ -2119,7 +2269,7 @@
                 <w:sz w:val="16"/>
                 <w:szCs w:val="16"/>
               </w:rPr>
-              <w:t xml:space="preserve">DraftKings +425。投100赢460。四场QF弱队第二低</w:t>
+              <w:t xml:space="preserve">DraftKings +425。四场QF弱队方第二低(仅高于摩洛哥14%)</w:t>
             </w:r>
           </w:p>
         </w:tc>
@@ -2265,7 +2415,7 @@
                 <w:sz w:val="16"/>
                 <w:szCs w:val="16"/>
               </w:rPr>
-              <w:t xml:space="preserve">Score90/Polymarket。投100赢33。QF并列最强晋级</w:t>
+              <w:t xml:space="preserve">Score90/Polymarket估算。QF并列最强晋级隐含概率</w:t>
             </w:r>
           </w:p>
         </w:tc>
@@ -2415,7 +2565,7 @@
                 <w:sz w:val="16"/>
                 <w:szCs w:val="16"/>
               </w:rPr>
-              <w:t xml:space="preserve">[最高!] 投100赢148。QF最高让球概率——高于法国35%/西班牙34%</w:t>
+              <w:t xml:space="preserve">[最高!] QF最高让球隐含概率——高于法国35%/西班牙34%</w:t>
             </w:r>
           </w:p>
         </w:tc>
@@ -2711,7 +2861,7 @@
                 <w:sz w:val="16"/>
                 <w:szCs w:val="16"/>
               </w:rPr>
-              <w:t xml:space="preserve">[最高] 投100赢67。与挪威-英格兰(57%)并列。但驱动因素不同</w:t>
+              <w:t xml:space="preserve">[最高] 与挪威-英格兰(57%)并列最高。但驱动因素不同(阿根廷攻击力而非双方互爆)</w:t>
             </w:r>
           </w:p>
         </w:tc>
@@ -3007,7 +3157,7 @@
                 <w:sz w:val="16"/>
                 <w:szCs w:val="16"/>
               </w:rPr>
-              <w:t xml:space="preserve">投100赢80。在法国(45%)和挪威(60%)之间</w:t>
+              <w:t xml:space="preserve">在法国(45%)和挪威(60%)之间——中等BTTS预期</w:t>
             </w:r>
           </w:p>
         </w:tc>
@@ -3280,7 +3430,7 @@
           <w:sz w:val="24"/>
           <w:szCs w:val="24"/>
         </w:rPr>
-        <w:t xml:space="preserve">阿根廷 (4-3-3 | 右→左 | ⚠️ 连续两场加时=体能红灯)</w:t>
+        <w:t xml:space="preserve">阿根廷 (4-3-3 | 右→左 | 帕雷德斯确认首发 / RB:莫利纳或蒙铁尔 / ST:阿尔瓦雷斯或劳塔罗)</w:t>
       </w:r>
     </w:p>
     <w:p>
@@ -3299,7 +3449,7 @@
           <w:sz w:val="18"/>
           <w:szCs w:val="18"/>
         </w:rPr>
-        <w:t xml:space="preserve">[关键] 梅西8球=金靴领跑。阿根廷连续两场加时(佛得角ET+埃及消耗)=39岁梅西/30岁德保罗/32岁塔利亚菲科→体能红灯→本场最大隐性风险。若0-0到60分钟→攻击力随时间递减。劳塔罗状态下滑→阿尔瓦雷斯(€100M)可能顶替首发。</w:t>
+        <w:t xml:space="preserve">[关键] 阿根廷26人全员健康→QF唯一零伤病的球队。帕雷德斯确认首发(对埃及全场最佳)→中场控制力增强。梅西8球=金靴领跑/世界杯总21球。连续两场加时=体能风险→但4天恢复+全员健康→体能劣势可能被高估。若0-0到60分钟→攻击力随时间递减→但帕雷德斯的存在提供了更好的控制基础。</w:t>
       </w:r>
     </w:p>
     <w:p>
@@ -3318,7 +3468,7 @@
           <w:sz w:val="18"/>
           <w:szCs w:val="18"/>
         </w:rPr>
-        <w:t xml:space="preserve">关键替补: 穆索(GK)/蒙铁尔(RB)/梅迪纳(LB/存疑)/帕雷德斯(CDM)/阿尔马达(AM/€50M)/洛塞尔索(CM)/帕斯(AM)/劳塔罗(ST/€80M)/冈萨雷斯(LW/存疑)</w:t>
+        <w:t xml:space="preserve">关键替补: 穆索(GK)/蒙铁尔(RB→可能首发)/莫利纳(RB)/梅迪纳(LB→已康复)/阿尔马达(AM/€50M)/洛塞尔索(CM)/帕斯(AM)/劳塔罗(ST/€80M→对埃及替补贡献关键)/尼科·冈萨雷斯(LW→恢复训练)</w:t>
       </w:r>
     </w:p>
     <w:tbl>
@@ -4002,7 +4152,7 @@
                 <w:sz w:val="16"/>
                 <w:szCs w:val="16"/>
               </w:rPr>
-              <w:t xml:space="preserve">[注意] 马竞。近期状态下滑→可能被蒙铁尔顶替。对埃及防守被动</w:t>
+              <w:t xml:space="preserve">[可能替补] 马竞。'sigue sin recuperar su mejor versión'(ESPN)→状态下滑。蒙铁尔替补后助攻梅西扳平球→可能顶替首发</w:t>
             </w:r>
           </w:p>
         </w:tc>
@@ -4226,7 +4376,7 @@
                 <w:sz w:val="16"/>
                 <w:szCs w:val="16"/>
               </w:rPr>
-              <w:t xml:space="preserve">[关键] 热刺。对埃及头球破门(79'→逆转第1球)。侵略性过高→牌风险</w:t>
+              <w:t xml:space="preserve">[关键] 热刺。对埃及头球破门(79')。仅抽筋→确认首发。QF中表现第二好的阿根廷球员。</w:t>
             </w:r>
           </w:p>
         </w:tc>
@@ -4668,7 +4818,7 @@
                 <w:sz w:val="16"/>
                 <w:szCs w:val="16"/>
               </w:rPr>
-              <w:t xml:space="preserve">[顶替] 里昂。梅迪纳(膝伤→存疑)替代。32岁速度↓。对位恩多耶→劣势</w:t>
+              <w:t xml:space="preserve">里昂。梅迪纳已康复但塔利亚菲科对埃及首发表现好→可能保留。32岁速度↓</w:t>
             </w:r>
           </w:p>
         </w:tc>
@@ -4742,7 +4892,7 @@
                 <w:sz w:val="16"/>
                 <w:szCs w:val="16"/>
               </w:rPr>
-              <w:t xml:space="preserve">7</w:t>
+              <w:t xml:space="preserve">5</w:t>
             </w:r>
           </w:p>
         </w:tc>
@@ -4778,7 +4928,7 @@
                 <w:sz w:val="16"/>
                 <w:szCs w:val="16"/>
               </w:rPr>
-              <w:t xml:space="preserve">德保罗 (De Paul)</w:t>
+              <w:t xml:space="preserve">帕雷德斯 (Leandro Paredes)</w:t>
             </w:r>
           </w:p>
         </w:tc>
@@ -4850,7 +5000,7 @@
                 <w:sz w:val="16"/>
                 <w:szCs w:val="16"/>
               </w:rPr>
-              <w:t xml:space="preserve">中场</w:t>
+              <w:t xml:space="preserve">防守中场</w:t>
             </w:r>
           </w:p>
         </w:tc>
@@ -4886,7 +5036,7 @@
                 <w:sz w:val="16"/>
                 <w:szCs w:val="16"/>
               </w:rPr>
-              <w:t xml:space="preserve">马竞。梅西'保镖'—跑动+反抢。对埃及体能消耗大</w:t>
+              <w:t xml:space="preserve">[首发确认] 罗马。对埃及→全场最佳之一。'una de las grandes figuras'(ESPN)。Scaloni保持此配置。+0.5:非五大联赛低估</w:t>
             </w:r>
           </w:p>
         </w:tc>
@@ -4962,7 +5112,7 @@
                 <w:sz w:val="16"/>
                 <w:szCs w:val="16"/>
               </w:rPr>
-              <w:t xml:space="preserve">24</w:t>
+              <w:t xml:space="preserve">7</w:t>
             </w:r>
           </w:p>
         </w:tc>
@@ -4999,7 +5149,7 @@
                 <w:sz w:val="16"/>
                 <w:szCs w:val="16"/>
               </w:rPr>
-              <w:t xml:space="preserve">恩佐·费尔南德斯 (Enzo Fernández)</w:t>
+              <w:t xml:space="preserve">德保罗 (De Paul)</w:t>
             </w:r>
           </w:p>
         </w:tc>
@@ -5036,7 +5186,7 @@
                 <w:sz w:val="16"/>
                 <w:szCs w:val="16"/>
               </w:rPr>
-              <w:t xml:space="preserve">8.5</w:t>
+              <w:t xml:space="preserve">7.5</w:t>
             </w:r>
           </w:p>
         </w:tc>
@@ -5110,7 +5260,7 @@
                 <w:sz w:val="16"/>
                 <w:szCs w:val="16"/>
               </w:rPr>
-              <w:t xml:space="preserve">[关键] 切尔西。2球。对埃及90+3'头球绝杀。后插上=第二得分源</w:t>
+              <w:t xml:space="preserve">马竞。梅西'保镖'。帕雷德斯在场→德保罗可更自由前插</w:t>
             </w:r>
           </w:p>
         </w:tc>
@@ -5184,7 +5334,7 @@
                 <w:sz w:val="16"/>
                 <w:szCs w:val="16"/>
               </w:rPr>
-              <w:t xml:space="preserve">20</w:t>
+              <w:t xml:space="preserve">24</w:t>
             </w:r>
           </w:p>
         </w:tc>
@@ -5220,7 +5370,7 @@
                 <w:sz w:val="16"/>
                 <w:szCs w:val="16"/>
               </w:rPr>
-              <w:t xml:space="preserve">麦卡利斯特 (Mac Allister)</w:t>
+              <w:t xml:space="preserve">恩佐·费尔南德斯 (Enzo Fernández)</w:t>
             </w:r>
           </w:p>
         </w:tc>
@@ -5256,7 +5406,7 @@
                 <w:sz w:val="16"/>
                 <w:szCs w:val="16"/>
               </w:rPr>
-              <w:t xml:space="preserve">8.0</w:t>
+              <w:t xml:space="preserve">8.5</w:t>
             </w:r>
           </w:p>
         </w:tc>
@@ -5328,7 +5478,7 @@
                 <w:sz w:val="16"/>
                 <w:szCs w:val="16"/>
               </w:rPr>
-              <w:t xml:space="preserve">利物浦。冷静传球+压迫。对埃及被压制→需要反弹</w:t>
+              <w:t xml:space="preserve">[关键] 切尔西。2球。对埃及90+3'头球绝杀。后插上=第二得分源</w:t>
             </w:r>
           </w:p>
         </w:tc>
@@ -5404,7 +5554,7 @@
                 <w:sz w:val="16"/>
                 <w:szCs w:val="16"/>
               </w:rPr>
-              <w:t xml:space="preserve">10</w:t>
+              <w:t xml:space="preserve">20</w:t>
             </w:r>
           </w:p>
         </w:tc>
@@ -5441,7 +5591,7 @@
                 <w:sz w:val="16"/>
                 <w:szCs w:val="16"/>
               </w:rPr>
-              <w:t xml:space="preserve">梅西 (Messi) [C]</w:t>
+              <w:t xml:space="preserve">麦卡利斯特 (Mac Allister)</w:t>
             </w:r>
           </w:p>
         </w:tc>
@@ -5478,7 +5628,7 @@
                 <w:sz w:val="16"/>
                 <w:szCs w:val="16"/>
               </w:rPr>
-              <w:t xml:space="preserve">9.5</w:t>
+              <w:t xml:space="preserve">8.0</w:t>
             </w:r>
           </w:p>
         </w:tc>
@@ -5515,7 +5665,7 @@
                 <w:sz w:val="16"/>
                 <w:szCs w:val="16"/>
               </w:rPr>
-              <w:t xml:space="preserve">自由人</w:t>
+              <w:t xml:space="preserve">中场</w:t>
             </w:r>
           </w:p>
         </w:tc>
@@ -5552,7 +5702,7 @@
                 <w:sz w:val="16"/>
                 <w:szCs w:val="16"/>
               </w:rPr>
-              <w:t xml:space="preserve">[关键] 迈阿密。8球(金靴领跑)。39岁→体能唯一限制。罚丢点球但83'扳平</w:t>
+              <w:t xml:space="preserve">利物浦。冷静传球+压迫。对埃及被压制→需要反弹</w:t>
             </w:r>
           </w:p>
         </w:tc>
@@ -5626,6 +5776,226 @@
                 <w:sz w:val="16"/>
                 <w:szCs w:val="16"/>
               </w:rPr>
+              <w:t xml:space="preserve">10</w:t>
+            </w:r>
+          </w:p>
+        </w:tc>
+        <w:tc>
+          <w:tcPr>
+            <w:tcW w:type="dxa" w:w="3000"/>
+            <w:tcBorders>
+              <w:top w:val="single" w:color="CCCCCC" w:sz="1"/>
+              <w:left w:val="single" w:color="CCCCCC" w:sz="1"/>
+              <w:bottom w:val="single" w:color="CCCCCC" w:sz="1"/>
+              <w:right w:val="single" w:color="CCCCCC" w:sz="1"/>
+            </w:tcBorders>
+            <w:tcMar>
+              <w:top w:type="dxa" w:w="60"/>
+              <w:left w:type="dxa" w:w="100"/>
+              <w:bottom w:type="dxa" w:w="60"/>
+              <w:right w:type="dxa" w:w="100"/>
+            </w:tcMar>
+            <w:vAlign w:val="center"/>
+          </w:tcPr>
+          <w:p>
+            <w:pPr>
+              <w:jc w:val="left"/>
+            </w:pPr>
+            <w:r>
+              <w:rPr>
+                <w:rFonts w:ascii="Microsoft YaHei" w:cs="Microsoft YaHei" w:eastAsia="Microsoft YaHei" w:hAnsi="Microsoft YaHei"/>
+                <w:b w:val="false"/>
+                <w:bCs w:val="false"/>
+                <w:i w:val="false"/>
+                <w:iCs w:val="false"/>
+                <w:color w:val="333333"/>
+                <w:sz w:val="16"/>
+                <w:szCs w:val="16"/>
+              </w:rPr>
+              <w:t xml:space="preserve">梅西 (Messi) [C]</w:t>
+            </w:r>
+          </w:p>
+        </w:tc>
+        <w:tc>
+          <w:tcPr>
+            <w:tcW w:type="dxa" w:w="700"/>
+            <w:tcBorders>
+              <w:top w:val="single" w:color="CCCCCC" w:sz="1"/>
+              <w:left w:val="single" w:color="CCCCCC" w:sz="1"/>
+              <w:bottom w:val="single" w:color="CCCCCC" w:sz="1"/>
+              <w:right w:val="single" w:color="CCCCCC" w:sz="1"/>
+            </w:tcBorders>
+            <w:tcMar>
+              <w:top w:type="dxa" w:w="60"/>
+              <w:left w:type="dxa" w:w="100"/>
+              <w:bottom w:type="dxa" w:w="60"/>
+              <w:right w:type="dxa" w:w="100"/>
+            </w:tcMar>
+            <w:vAlign w:val="center"/>
+          </w:tcPr>
+          <w:p>
+            <w:pPr>
+              <w:jc w:val="left"/>
+            </w:pPr>
+            <w:r>
+              <w:rPr>
+                <w:rFonts w:ascii="Microsoft YaHei" w:cs="Microsoft YaHei" w:eastAsia="Microsoft YaHei" w:hAnsi="Microsoft YaHei"/>
+                <w:b w:val="false"/>
+                <w:bCs w:val="false"/>
+                <w:i w:val="false"/>
+                <w:iCs w:val="false"/>
+                <w:color w:val="333333"/>
+                <w:sz w:val="16"/>
+                <w:szCs w:val="16"/>
+              </w:rPr>
+              <w:t xml:space="preserve">9.5</w:t>
+            </w:r>
+          </w:p>
+        </w:tc>
+        <w:tc>
+          <w:tcPr>
+            <w:tcW w:type="dxa" w:w="1400"/>
+            <w:tcBorders>
+              <w:top w:val="single" w:color="CCCCCC" w:sz="1"/>
+              <w:left w:val="single" w:color="CCCCCC" w:sz="1"/>
+              <w:bottom w:val="single" w:color="CCCCCC" w:sz="1"/>
+              <w:right w:val="single" w:color="CCCCCC" w:sz="1"/>
+            </w:tcBorders>
+            <w:tcMar>
+              <w:top w:type="dxa" w:w="60"/>
+              <w:left w:type="dxa" w:w="100"/>
+              <w:bottom w:type="dxa" w:w="60"/>
+              <w:right w:type="dxa" w:w="100"/>
+            </w:tcMar>
+            <w:vAlign w:val="center"/>
+          </w:tcPr>
+          <w:p>
+            <w:pPr>
+              <w:jc w:val="left"/>
+            </w:pPr>
+            <w:r>
+              <w:rPr>
+                <w:rFonts w:ascii="Microsoft YaHei" w:cs="Microsoft YaHei" w:eastAsia="Microsoft YaHei" w:hAnsi="Microsoft YaHei"/>
+                <w:b w:val="false"/>
+                <w:bCs w:val="false"/>
+                <w:i w:val="false"/>
+                <w:iCs w:val="false"/>
+                <w:color w:val="333333"/>
+                <w:sz w:val="16"/>
+                <w:szCs w:val="16"/>
+              </w:rPr>
+              <w:t xml:space="preserve">自由人</w:t>
+            </w:r>
+          </w:p>
+        </w:tc>
+        <w:tc>
+          <w:tcPr>
+            <w:tcW w:type="dxa" w:w="8238"/>
+            <w:tcBorders>
+              <w:top w:val="single" w:color="CCCCCC" w:sz="1"/>
+              <w:left w:val="single" w:color="CCCCCC" w:sz="1"/>
+              <w:bottom w:val="single" w:color="CCCCCC" w:sz="1"/>
+              <w:right w:val="single" w:color="CCCCCC" w:sz="1"/>
+            </w:tcBorders>
+            <w:tcMar>
+              <w:top w:type="dxa" w:w="60"/>
+              <w:left w:type="dxa" w:w="100"/>
+              <w:bottom w:type="dxa" w:w="60"/>
+              <w:right w:type="dxa" w:w="100"/>
+            </w:tcMar>
+            <w:vAlign w:val="center"/>
+          </w:tcPr>
+          <w:p>
+            <w:pPr>
+              <w:jc w:val="left"/>
+            </w:pPr>
+            <w:r>
+              <w:rPr>
+                <w:rFonts w:ascii="Microsoft YaHei" w:cs="Microsoft YaHei" w:eastAsia="Microsoft YaHei" w:hAnsi="Microsoft YaHei"/>
+                <w:b w:val="false"/>
+                <w:bCs w:val="false"/>
+                <w:i w:val="false"/>
+                <w:iCs w:val="false"/>
+                <w:color w:val="333333"/>
+                <w:sz w:val="16"/>
+                <w:szCs w:val="16"/>
+              </w:rPr>
+              <w:t xml:space="preserve">[关键] 迈阿密。8球(金靴领跑)。39岁→体能唯一限制。罚丢点球但83'扳平</w:t>
+            </w:r>
+          </w:p>
+        </w:tc>
+      </w:tr>
+      <w:tr>
+        <w:tc>
+          <w:tcPr>
+            <w:tcW w:type="dxa" w:w="400"/>
+            <w:tcBorders>
+              <w:top w:val="single" w:color="CCCCCC" w:sz="1"/>
+              <w:left w:val="single" w:color="CCCCCC" w:sz="1"/>
+              <w:bottom w:val="single" w:color="CCCCCC" w:sz="1"/>
+              <w:right w:val="single" w:color="CCCCCC" w:sz="1"/>
+            </w:tcBorders>
+            <w:shd w:fill="F2F2F2" w:val="clear"/>
+            <w:tcMar>
+              <w:top w:type="dxa" w:w="60"/>
+              <w:left w:type="dxa" w:w="100"/>
+              <w:bottom w:type="dxa" w:w="60"/>
+              <w:right w:type="dxa" w:w="100"/>
+            </w:tcMar>
+            <w:vAlign w:val="center"/>
+          </w:tcPr>
+          <w:p>
+            <w:pPr>
+              <w:jc w:val="left"/>
+            </w:pPr>
+            <w:r>
+              <w:rPr>
+                <w:rFonts w:ascii="Microsoft YaHei" w:cs="Microsoft YaHei" w:eastAsia="Microsoft YaHei" w:hAnsi="Microsoft YaHei"/>
+                <w:b w:val="false"/>
+                <w:bCs w:val="false"/>
+                <w:i w:val="false"/>
+                <w:iCs w:val="false"/>
+                <w:color w:val="333333"/>
+                <w:sz w:val="16"/>
+                <w:szCs w:val="16"/>
+              </w:rPr>
+              <w:t xml:space="preserve"/>
+            </w:r>
+          </w:p>
+        </w:tc>
+        <w:tc>
+          <w:tcPr>
+            <w:tcW w:type="dxa" w:w="500"/>
+            <w:tcBorders>
+              <w:top w:val="single" w:color="CCCCCC" w:sz="1"/>
+              <w:left w:val="single" w:color="CCCCCC" w:sz="1"/>
+              <w:bottom w:val="single" w:color="CCCCCC" w:sz="1"/>
+              <w:right w:val="single" w:color="CCCCCC" w:sz="1"/>
+            </w:tcBorders>
+            <w:shd w:fill="F2F2F2" w:val="clear"/>
+            <w:tcMar>
+              <w:top w:type="dxa" w:w="60"/>
+              <w:left w:type="dxa" w:w="100"/>
+              <w:bottom w:type="dxa" w:w="60"/>
+              <w:right w:type="dxa" w:w="100"/>
+            </w:tcMar>
+            <w:vAlign w:val="center"/>
+          </w:tcPr>
+          <w:p>
+            <w:pPr>
+              <w:jc w:val="left"/>
+            </w:pPr>
+            <w:r>
+              <w:rPr>
+                <w:rFonts w:ascii="Microsoft YaHei" w:cs="Microsoft YaHei" w:eastAsia="Microsoft YaHei" w:hAnsi="Microsoft YaHei"/>
+                <w:b w:val="false"/>
+                <w:bCs w:val="false"/>
+                <w:i w:val="false"/>
+                <w:iCs w:val="false"/>
+                <w:color w:val="333333"/>
+                <w:sz w:val="16"/>
+                <w:szCs w:val="16"/>
+              </w:rPr>
               <w:t xml:space="preserve">22</w:t>
             </w:r>
           </w:p>
@@ -5639,6 +6009,7 @@
               <w:bottom w:val="single" w:color="CCCCCC" w:sz="1"/>
               <w:right w:val="single" w:color="CCCCCC" w:sz="1"/>
             </w:tcBorders>
+            <w:shd w:fill="F2F2F2" w:val="clear"/>
             <w:tcMar>
               <w:top w:type="dxa" w:w="60"/>
               <w:left w:type="dxa" w:w="100"/>
@@ -5675,6 +6046,7 @@
               <w:bottom w:val="single" w:color="CCCCCC" w:sz="1"/>
               <w:right w:val="single" w:color="CCCCCC" w:sz="1"/>
             </w:tcBorders>
+            <w:shd w:fill="F2F2F2" w:val="clear"/>
             <w:tcMar>
               <w:top w:type="dxa" w:w="60"/>
               <w:left w:type="dxa" w:w="100"/>
@@ -5711,6 +6083,7 @@
               <w:bottom w:val="single" w:color="CCCCCC" w:sz="1"/>
               <w:right w:val="single" w:color="CCCCCC" w:sz="1"/>
             </w:tcBorders>
+            <w:shd w:fill="F2F2F2" w:val="clear"/>
             <w:tcMar>
               <w:top w:type="dxa" w:w="60"/>
               <w:left w:type="dxa" w:w="100"/>
@@ -5747,6 +6120,7 @@
               <w:bottom w:val="single" w:color="CCCCCC" w:sz="1"/>
               <w:right w:val="single" w:color="CCCCCC" w:sz="1"/>
             </w:tcBorders>
+            <w:shd w:fill="F2F2F2" w:val="clear"/>
             <w:tcMar>
               <w:top w:type="dxa" w:w="60"/>
               <w:left w:type="dxa" w:w="100"/>
@@ -5797,7 +6171,7 @@
           <w:sz w:val="24"/>
           <w:szCs w:val="24"/>
         </w:rPr>
-        <w:t xml:space="preserve">瑞士 (4-2-3-1 | 右→左 | 🚨 曼扎姆比3球2助→确认膝盖伤缺席)</w:t>
+        <w:t xml:space="preserve">瑞士 (4-2-3-1 | 右→左 | 曼扎姆比3球2助→缺席 / 亚沙里预计首发 / RB:扎卡里亚或维德默)</w:t>
       </w:r>
     </w:p>
     <w:p>
@@ -5816,7 +6190,7 @@
           <w:sz w:val="18"/>
           <w:szCs w:val="18"/>
         </w:rPr>
-        <w:t xml:space="preserve">[关键] 曼扎姆比(3球2助/赛事瑞士最佳)→训练中非接触膝盖伤→确认缺席。替代者里德(€15M奥格斯堡)=创造力差距巨大→瑞士反击锐度下降~40%。但恩多耶+巴尔加斯+恩博洛=反击三叉戟仍在。扎卡里亚(防守中场客串RB)→非自然位置→梅西专攻目标→瑞士防线最明显弱点。</w:t>
+        <w:t xml:space="preserve">[关键] 曼扎姆比(3球2助/瑞士赛事最佳)→训练中非接触膝盖伤→确认缺席。雅金选择防守更强的亚沙里(AC米兰)而非创造力更强的里德→大巴策略明确——瑞士优先防守。扎卡里亚(RB客串)→非自然位置→梅西专攻目标。Eurosport预测维德默(33岁/天然RB)可能顶替→无论谁首发→vs梅西都是巨大错配。阿根廷26人全员健康=QF唯一→下半场板凳深度优势。(€200M vs €60M替补)可能成为决定性因素。</w:t>
       </w:r>
     </w:p>
     <w:p>
@@ -5835,7 +6209,7 @@
           <w:sz w:val="18"/>
           <w:szCs w:val="18"/>
         </w:rPr>
-        <w:t xml:space="preserve">关键替补: 姆沃戈(GK)/维德默(RB/€6M)/科梅特(CB)/亚沙里(CDM)/阿姆杜尼(FW/€20M)/伊滕(ST/195cm高塔)</w:t>
+        <w:t xml:space="preserve">关键替补: 姆沃戈(GK)/维德默(RB/€6M→可能首发)/科梅特(CB)/里德(AM→创造力强但雅金选择防守优先)/阿姆杜尼(FW/€20M)/伊滕(ST/195cm高塔)/索乌(CM)</w:t>
       </w:r>
     </w:p>
     <w:tbl>
@@ -6519,7 +6893,7 @@
                 <w:sz w:val="16"/>
                 <w:szCs w:val="16"/>
               </w:rPr>
-              <w:t xml:space="preserve">[注意] 摩纳哥。防守中场客串右后卫→非自然位置。梅西专攻目标。黄牌风险</w:t>
+              <w:t xml:space="preserve">[可能首发/GU] 摩纳哥。防守中场客串右后卫→非自然位置。Eurosport预测维德默(33岁/天然RB)可能顶替</w:t>
             </w:r>
           </w:p>
         </w:tc>
@@ -6595,7 +6969,7 @@
                 <w:sz w:val="16"/>
                 <w:szCs w:val="16"/>
               </w:rPr>
-              <w:t xml:space="preserve">4</w:t>
+              <w:t xml:space="preserve">3</w:t>
             </w:r>
           </w:p>
         </w:tc>
@@ -6632,7 +7006,7 @@
                 <w:sz w:val="16"/>
                 <w:szCs w:val="16"/>
               </w:rPr>
-              <w:t xml:space="preserve">埃尔韦迪 (Nico Elvedi)</w:t>
+              <w:t xml:space="preserve">维德默 (Silvan Widmer)</w:t>
             </w:r>
           </w:p>
         </w:tc>
@@ -6669,7 +7043,7 @@
                 <w:sz w:val="16"/>
                 <w:szCs w:val="16"/>
               </w:rPr>
-              <w:t xml:space="preserve">7.5</w:t>
+              <w:t xml:space="preserve">6.5</w:t>
             </w:r>
           </w:p>
         </w:tc>
@@ -6706,7 +7080,7 @@
                 <w:sz w:val="16"/>
                 <w:szCs w:val="16"/>
               </w:rPr>
-              <w:t xml:space="preserve">中后卫</w:t>
+              <w:t xml:space="preserve">右后卫</w:t>
             </w:r>
           </w:p>
         </w:tc>
@@ -6743,7 +7117,7 @@
                 <w:sz w:val="16"/>
                 <w:szCs w:val="16"/>
               </w:rPr>
-              <w:t xml:space="preserve">门兴。与阿坎吉搭档默契。对哥伦比亚120分钟零封</w:t>
+              <w:t xml:space="preserve">[可能首发] 美因茨。33岁/天然右后卫→经验丰富但速度降。Eurosport预测可能顶替扎卡里亚</w:t>
             </w:r>
           </w:p>
         </w:tc>
@@ -6817,7 +7191,7 @@
                 <w:sz w:val="16"/>
                 <w:szCs w:val="16"/>
               </w:rPr>
-              <w:t xml:space="preserve">5</w:t>
+              <w:t xml:space="preserve">4</w:t>
             </w:r>
           </w:p>
         </w:tc>
@@ -6853,7 +7227,7 @@
                 <w:sz w:val="16"/>
                 <w:szCs w:val="16"/>
               </w:rPr>
-              <w:t xml:space="preserve">阿坎吉 (Manuel Akanji)</w:t>
+              <w:t xml:space="preserve">埃尔韦迪 (Nico Elvedi)</w:t>
             </w:r>
           </w:p>
         </w:tc>
@@ -6889,7 +7263,7 @@
                 <w:sz w:val="16"/>
                 <w:szCs w:val="16"/>
               </w:rPr>
-              <w:t xml:space="preserve">8.5</w:t>
+              <w:t xml:space="preserve">7.5</w:t>
             </w:r>
           </w:p>
         </w:tc>
@@ -6961,7 +7335,7 @@
                 <w:sz w:val="16"/>
                 <w:szCs w:val="16"/>
               </w:rPr>
-              <w:t xml:space="preserve">[关键] 曼城。世界级1v1。欧冠冠军。面对梅西→2018-23的记忆</w:t>
+              <w:t xml:space="preserve">门兴。与阿坎吉搭档默契。对哥伦比亚120分钟零封</w:t>
             </w:r>
           </w:p>
         </w:tc>
@@ -7037,7 +7411,7 @@
                 <w:sz w:val="16"/>
                 <w:szCs w:val="16"/>
               </w:rPr>
-              <w:t xml:space="preserve">13</w:t>
+              <w:t xml:space="preserve">5</w:t>
             </w:r>
           </w:p>
         </w:tc>
@@ -7074,7 +7448,7 @@
                 <w:sz w:val="16"/>
                 <w:szCs w:val="16"/>
               </w:rPr>
-              <w:t xml:space="preserve">罗德里格斯 (R. Rodriguez)</w:t>
+              <w:t xml:space="preserve">阿坎吉 (Manuel Akanji)</w:t>
             </w:r>
           </w:p>
         </w:tc>
@@ -7111,7 +7485,7 @@
                 <w:sz w:val="16"/>
                 <w:szCs w:val="16"/>
               </w:rPr>
-              <w:t xml:space="preserve">7.0</w:t>
+              <w:t xml:space="preserve">8.5</w:t>
             </w:r>
           </w:p>
         </w:tc>
@@ -7148,7 +7522,7 @@
                 <w:sz w:val="16"/>
                 <w:szCs w:val="16"/>
               </w:rPr>
-              <w:t xml:space="preserve">左后卫</w:t>
+              <w:t xml:space="preserve">中后卫</w:t>
             </w:r>
           </w:p>
         </w:tc>
@@ -7185,7 +7559,7 @@
                 <w:sz w:val="16"/>
                 <w:szCs w:val="16"/>
               </w:rPr>
-              <w:t xml:space="preserve">贝蒂斯。33岁→经验但速度降。对位梅西/莫利纳→需要帮助</w:t>
+              <w:t xml:space="preserve">[关键] 曼城。世界级1v1。欧冠冠军。面对梅西→2018-23的记忆</w:t>
             </w:r>
           </w:p>
         </w:tc>
@@ -7259,7 +7633,7 @@
                 <w:sz w:val="16"/>
                 <w:szCs w:val="16"/>
               </w:rPr>
-              <w:t xml:space="preserve">10</w:t>
+              <w:t xml:space="preserve">13</w:t>
             </w:r>
           </w:p>
         </w:tc>
@@ -7295,7 +7669,7 @@
                 <w:sz w:val="16"/>
                 <w:szCs w:val="16"/>
               </w:rPr>
-              <w:t xml:space="preserve">扎卡 (Granit Xhaka) [C]</w:t>
+              <w:t xml:space="preserve">罗德里格斯 (R. Rodriguez)</w:t>
             </w:r>
           </w:p>
         </w:tc>
@@ -7331,7 +7705,7 @@
                 <w:sz w:val="16"/>
                 <w:szCs w:val="16"/>
               </w:rPr>
-              <w:t xml:space="preserve">8.5</w:t>
+              <w:t xml:space="preserve">7.0</w:t>
             </w:r>
           </w:p>
         </w:tc>
@@ -7367,7 +7741,7 @@
                 <w:sz w:val="16"/>
                 <w:szCs w:val="16"/>
               </w:rPr>
-              <w:t xml:space="preserve">防守中场</w:t>
+              <w:t xml:space="preserve">左后卫</w:t>
             </w:r>
           </w:p>
         </w:tc>
@@ -7403,7 +7777,7 @@
                 <w:sz w:val="16"/>
                 <w:szCs w:val="16"/>
               </w:rPr>
-              <w:t xml:space="preserve">[关键] 勒沃库森核心。瑞士发动机—长传+调度。+0.5:年龄折扣/德甲MVP级</w:t>
+              <w:t xml:space="preserve">贝蒂斯。33岁→经验但速度降。对位梅西/莫利纳→需要帮助</w:t>
             </w:r>
           </w:p>
         </w:tc>
@@ -7479,7 +7853,7 @@
                 <w:sz w:val="16"/>
                 <w:szCs w:val="16"/>
               </w:rPr>
-              <w:t xml:space="preserve">8</w:t>
+              <w:t xml:space="preserve">10</w:t>
             </w:r>
           </w:p>
         </w:tc>
@@ -7516,7 +7890,7 @@
                 <w:sz w:val="16"/>
                 <w:szCs w:val="16"/>
               </w:rPr>
-              <w:t xml:space="preserve">弗罗伊勒 (Remo Freuler)</w:t>
+              <w:t xml:space="preserve">扎卡 (Granit Xhaka) [C]</w:t>
             </w:r>
           </w:p>
         </w:tc>
@@ -7553,7 +7927,7 @@
                 <w:sz w:val="16"/>
                 <w:szCs w:val="16"/>
               </w:rPr>
-              <w:t xml:space="preserve">7.5</w:t>
+              <w:t xml:space="preserve">8.5</w:t>
             </w:r>
           </w:p>
         </w:tc>
@@ -7590,7 +7964,7 @@
                 <w:sz w:val="16"/>
                 <w:szCs w:val="16"/>
               </w:rPr>
-              <w:t xml:space="preserve">中场</w:t>
+              <w:t xml:space="preserve">防守中场</w:t>
             </w:r>
           </w:p>
         </w:tc>
@@ -7627,7 +8001,7 @@
                 <w:sz w:val="16"/>
                 <w:szCs w:val="16"/>
               </w:rPr>
-              <w:t xml:space="preserve">博洛尼亚。拦截者+分配球。大赛经验。无球覆盖大</w:t>
+              <w:t xml:space="preserve">[关键] 勒沃库森核心。瑞士发动机—长传+调度。+0.5:年龄折扣/德甲MVP级</w:t>
             </w:r>
           </w:p>
         </w:tc>
@@ -7701,7 +8075,7 @@
                 <w:sz w:val="16"/>
                 <w:szCs w:val="16"/>
               </w:rPr>
-              <w:t xml:space="preserve">11</w:t>
+              <w:t xml:space="preserve">8</w:t>
             </w:r>
           </w:p>
         </w:tc>
@@ -7737,7 +8111,7 @@
                 <w:sz w:val="16"/>
                 <w:szCs w:val="16"/>
               </w:rPr>
-              <w:t xml:space="preserve">恩多耶 (Dan Ndoye)</w:t>
+              <w:t xml:space="preserve">弗罗伊勒 (Remo Freuler)</w:t>
             </w:r>
           </w:p>
         </w:tc>
@@ -7809,7 +8183,7 @@
                 <w:sz w:val="16"/>
                 <w:szCs w:val="16"/>
               </w:rPr>
-              <w:t xml:space="preserve">右边锋</w:t>
+              <w:t xml:space="preserve">中场</w:t>
             </w:r>
           </w:p>
         </w:tc>
@@ -7845,7 +8219,7 @@
                 <w:sz w:val="16"/>
                 <w:szCs w:val="16"/>
               </w:rPr>
-              <w:t xml:space="preserve">诺丁汉森林。速度+爆发。反击头号武器。对位塔利亚菲科→此边路突破口</w:t>
+              <w:t xml:space="preserve">博洛尼亚。拦截者+分配球。大赛经验。无球覆盖大</w:t>
             </w:r>
           </w:p>
         </w:tc>
@@ -7958,7 +8332,7 @@
                 <w:sz w:val="16"/>
                 <w:szCs w:val="16"/>
               </w:rPr>
-              <w:t xml:space="preserve">里德 (Fabian Rieder)</w:t>
+              <w:t xml:space="preserve">亚沙里 (Ardon Jashari)</w:t>
             </w:r>
           </w:p>
         </w:tc>
@@ -8032,7 +8406,7 @@
                 <w:sz w:val="16"/>
                 <w:szCs w:val="16"/>
               </w:rPr>
-              <w:t xml:space="preserve">前腰</w:t>
+              <w:t xml:space="preserve">中场</w:t>
             </w:r>
           </w:p>
         </w:tc>
@@ -8069,7 +8443,7 @@
                 <w:sz w:val="16"/>
                 <w:szCs w:val="16"/>
               </w:rPr>
-              <w:t xml:space="preserve">[顶替] 奥格斯堡。曼扎姆比替代→创造力差距巨大。远射威胁但不如曼扎姆比不可预测</w:t>
+              <w:t xml:space="preserve">[首发确认] AC米兰。Sports Mole+Eurosport+Fotmob均预测首发。R16对哥伦比亚已首发→防守型中场。大巴策略明确</w:t>
             </w:r>
           </w:p>
         </w:tc>
@@ -8143,7 +8517,7 @@
                 <w:sz w:val="16"/>
                 <w:szCs w:val="16"/>
               </w:rPr>
-              <w:t xml:space="preserve">16</w:t>
+              <w:t xml:space="preserve">11</w:t>
             </w:r>
           </w:p>
         </w:tc>
@@ -8179,7 +8553,7 @@
                 <w:sz w:val="16"/>
                 <w:szCs w:val="16"/>
               </w:rPr>
-              <w:t xml:space="preserve">巴尔加斯 (Ruben Vargas)</w:t>
+              <w:t xml:space="preserve">恩多耶 (Dan Ndoye)</w:t>
             </w:r>
           </w:p>
         </w:tc>
@@ -8251,7 +8625,7 @@
                 <w:sz w:val="16"/>
                 <w:szCs w:val="16"/>
               </w:rPr>
-              <w:t xml:space="preserve">左边锋</w:t>
+              <w:t xml:space="preserve">右边锋</w:t>
             </w:r>
           </w:p>
         </w:tc>
@@ -8287,7 +8661,7 @@
                 <w:sz w:val="16"/>
                 <w:szCs w:val="16"/>
               </w:rPr>
-              <w:t xml:space="preserve">塞维利亚。R16点球致胜。速度+跑位。对位莫利纳→此边路有机会</w:t>
+              <w:t xml:space="preserve">诺丁汉森林。速度+爆发。反击头号武器。对位塔利亚菲科→此边路突破口</w:t>
             </w:r>
           </w:p>
         </w:tc>
@@ -8363,6 +8737,228 @@
                 <w:sz w:val="16"/>
                 <w:szCs w:val="16"/>
               </w:rPr>
+              <w:t xml:space="preserve">16</w:t>
+            </w:r>
+          </w:p>
+        </w:tc>
+        <w:tc>
+          <w:tcPr>
+            <w:tcW w:type="dxa" w:w="3000"/>
+            <w:tcBorders>
+              <w:top w:val="single" w:color="CCCCCC" w:sz="1"/>
+              <w:left w:val="single" w:color="CCCCCC" w:sz="1"/>
+              <w:bottom w:val="single" w:color="CCCCCC" w:sz="1"/>
+              <w:right w:val="single" w:color="CCCCCC" w:sz="1"/>
+            </w:tcBorders>
+            <w:shd w:fill="F2F2F2" w:val="clear"/>
+            <w:tcMar>
+              <w:top w:type="dxa" w:w="60"/>
+              <w:left w:type="dxa" w:w="100"/>
+              <w:bottom w:type="dxa" w:w="60"/>
+              <w:right w:type="dxa" w:w="100"/>
+            </w:tcMar>
+            <w:vAlign w:val="center"/>
+          </w:tcPr>
+          <w:p>
+            <w:pPr>
+              <w:jc w:val="left"/>
+            </w:pPr>
+            <w:r>
+              <w:rPr>
+                <w:rFonts w:ascii="Microsoft YaHei" w:cs="Microsoft YaHei" w:eastAsia="Microsoft YaHei" w:hAnsi="Microsoft YaHei"/>
+                <w:b w:val="false"/>
+                <w:bCs w:val="false"/>
+                <w:i w:val="false"/>
+                <w:iCs w:val="false"/>
+                <w:color w:val="333333"/>
+                <w:sz w:val="16"/>
+                <w:szCs w:val="16"/>
+              </w:rPr>
+              <w:t xml:space="preserve">巴尔加斯 (Ruben Vargas)</w:t>
+            </w:r>
+          </w:p>
+        </w:tc>
+        <w:tc>
+          <w:tcPr>
+            <w:tcW w:type="dxa" w:w="700"/>
+            <w:tcBorders>
+              <w:top w:val="single" w:color="CCCCCC" w:sz="1"/>
+              <w:left w:val="single" w:color="CCCCCC" w:sz="1"/>
+              <w:bottom w:val="single" w:color="CCCCCC" w:sz="1"/>
+              <w:right w:val="single" w:color="CCCCCC" w:sz="1"/>
+            </w:tcBorders>
+            <w:shd w:fill="F2F2F2" w:val="clear"/>
+            <w:tcMar>
+              <w:top w:type="dxa" w:w="60"/>
+              <w:left w:type="dxa" w:w="100"/>
+              <w:bottom w:type="dxa" w:w="60"/>
+              <w:right w:type="dxa" w:w="100"/>
+            </w:tcMar>
+            <w:vAlign w:val="center"/>
+          </w:tcPr>
+          <w:p>
+            <w:pPr>
+              <w:jc w:val="left"/>
+            </w:pPr>
+            <w:r>
+              <w:rPr>
+                <w:rFonts w:ascii="Microsoft YaHei" w:cs="Microsoft YaHei" w:eastAsia="Microsoft YaHei" w:hAnsi="Microsoft YaHei"/>
+                <w:b w:val="false"/>
+                <w:bCs w:val="false"/>
+                <w:i w:val="false"/>
+                <w:iCs w:val="false"/>
+                <w:color w:val="333333"/>
+                <w:sz w:val="16"/>
+                <w:szCs w:val="16"/>
+              </w:rPr>
+              <w:t xml:space="preserve">7.5</w:t>
+            </w:r>
+          </w:p>
+        </w:tc>
+        <w:tc>
+          <w:tcPr>
+            <w:tcW w:type="dxa" w:w="1400"/>
+            <w:tcBorders>
+              <w:top w:val="single" w:color="CCCCCC" w:sz="1"/>
+              <w:left w:val="single" w:color="CCCCCC" w:sz="1"/>
+              <w:bottom w:val="single" w:color="CCCCCC" w:sz="1"/>
+              <w:right w:val="single" w:color="CCCCCC" w:sz="1"/>
+            </w:tcBorders>
+            <w:shd w:fill="F2F2F2" w:val="clear"/>
+            <w:tcMar>
+              <w:top w:type="dxa" w:w="60"/>
+              <w:left w:type="dxa" w:w="100"/>
+              <w:bottom w:type="dxa" w:w="60"/>
+              <w:right w:type="dxa" w:w="100"/>
+            </w:tcMar>
+            <w:vAlign w:val="center"/>
+          </w:tcPr>
+          <w:p>
+            <w:pPr>
+              <w:jc w:val="left"/>
+            </w:pPr>
+            <w:r>
+              <w:rPr>
+                <w:rFonts w:ascii="Microsoft YaHei" w:cs="Microsoft YaHei" w:eastAsia="Microsoft YaHei" w:hAnsi="Microsoft YaHei"/>
+                <w:b w:val="false"/>
+                <w:bCs w:val="false"/>
+                <w:i w:val="false"/>
+                <w:iCs w:val="false"/>
+                <w:color w:val="333333"/>
+                <w:sz w:val="16"/>
+                <w:szCs w:val="16"/>
+              </w:rPr>
+              <w:t xml:space="preserve">左边锋</w:t>
+            </w:r>
+          </w:p>
+        </w:tc>
+        <w:tc>
+          <w:tcPr>
+            <w:tcW w:type="dxa" w:w="8238"/>
+            <w:tcBorders>
+              <w:top w:val="single" w:color="CCCCCC" w:sz="1"/>
+              <w:left w:val="single" w:color="CCCCCC" w:sz="1"/>
+              <w:bottom w:val="single" w:color="CCCCCC" w:sz="1"/>
+              <w:right w:val="single" w:color="CCCCCC" w:sz="1"/>
+            </w:tcBorders>
+            <w:shd w:fill="F2F2F2" w:val="clear"/>
+            <w:tcMar>
+              <w:top w:type="dxa" w:w="60"/>
+              <w:left w:type="dxa" w:w="100"/>
+              <w:bottom w:type="dxa" w:w="60"/>
+              <w:right w:type="dxa" w:w="100"/>
+            </w:tcMar>
+            <w:vAlign w:val="center"/>
+          </w:tcPr>
+          <w:p>
+            <w:pPr>
+              <w:jc w:val="left"/>
+            </w:pPr>
+            <w:r>
+              <w:rPr>
+                <w:rFonts w:ascii="Microsoft YaHei" w:cs="Microsoft YaHei" w:eastAsia="Microsoft YaHei" w:hAnsi="Microsoft YaHei"/>
+                <w:b w:val="false"/>
+                <w:bCs w:val="false"/>
+                <w:i w:val="false"/>
+                <w:iCs w:val="false"/>
+                <w:color w:val="333333"/>
+                <w:sz w:val="16"/>
+                <w:szCs w:val="16"/>
+              </w:rPr>
+              <w:t xml:space="preserve">塞维利亚。R16点球致胜。速度+跑位。对位莫利纳/蒙铁尔→此边路有机会</w:t>
+            </w:r>
+          </w:p>
+        </w:tc>
+      </w:tr>
+      <w:tr>
+        <w:tc>
+          <w:tcPr>
+            <w:tcW w:type="dxa" w:w="400"/>
+            <w:tcBorders>
+              <w:top w:val="single" w:color="CCCCCC" w:sz="1"/>
+              <w:left w:val="single" w:color="CCCCCC" w:sz="1"/>
+              <w:bottom w:val="single" w:color="CCCCCC" w:sz="1"/>
+              <w:right w:val="single" w:color="CCCCCC" w:sz="1"/>
+            </w:tcBorders>
+            <w:tcMar>
+              <w:top w:type="dxa" w:w="60"/>
+              <w:left w:type="dxa" w:w="100"/>
+              <w:bottom w:type="dxa" w:w="60"/>
+              <w:right w:type="dxa" w:w="100"/>
+            </w:tcMar>
+            <w:vAlign w:val="center"/>
+          </w:tcPr>
+          <w:p>
+            <w:pPr>
+              <w:jc w:val="left"/>
+            </w:pPr>
+            <w:r>
+              <w:rPr>
+                <w:rFonts w:ascii="Microsoft YaHei" w:cs="Microsoft YaHei" w:eastAsia="Microsoft YaHei" w:hAnsi="Microsoft YaHei"/>
+                <w:b w:val="false"/>
+                <w:bCs w:val="false"/>
+                <w:i w:val="false"/>
+                <w:iCs w:val="false"/>
+                <w:color w:val="333333"/>
+                <w:sz w:val="16"/>
+                <w:szCs w:val="16"/>
+              </w:rPr>
+              <w:t xml:space="preserve"/>
+            </w:r>
+          </w:p>
+        </w:tc>
+        <w:tc>
+          <w:tcPr>
+            <w:tcW w:type="dxa" w:w="500"/>
+            <w:tcBorders>
+              <w:top w:val="single" w:color="CCCCCC" w:sz="1"/>
+              <w:left w:val="single" w:color="CCCCCC" w:sz="1"/>
+              <w:bottom w:val="single" w:color="CCCCCC" w:sz="1"/>
+              <w:right w:val="single" w:color="CCCCCC" w:sz="1"/>
+            </w:tcBorders>
+            <w:tcMar>
+              <w:top w:type="dxa" w:w="60"/>
+              <w:left w:type="dxa" w:w="100"/>
+              <w:bottom w:type="dxa" w:w="60"/>
+              <w:right w:type="dxa" w:w="100"/>
+            </w:tcMar>
+            <w:vAlign w:val="center"/>
+          </w:tcPr>
+          <w:p>
+            <w:pPr>
+              <w:jc w:val="left"/>
+            </w:pPr>
+            <w:r>
+              <w:rPr>
+                <w:rFonts w:ascii="Microsoft YaHei" w:cs="Microsoft YaHei" w:eastAsia="Microsoft YaHei" w:hAnsi="Microsoft YaHei"/>
+                <w:b w:val="false"/>
+                <w:bCs w:val="false"/>
+                <w:i w:val="false"/>
+                <w:iCs w:val="false"/>
+                <w:color w:val="333333"/>
+                <w:sz w:val="16"/>
+                <w:szCs w:val="16"/>
+              </w:rPr>
               <w:t xml:space="preserve">7</w:t>
             </w:r>
           </w:p>
@@ -8376,7 +8972,6 @@
               <w:bottom w:val="single" w:color="CCCCCC" w:sz="1"/>
               <w:right w:val="single" w:color="CCCCCC" w:sz="1"/>
             </w:tcBorders>
-            <w:shd w:fill="F2F2F2" w:val="clear"/>
             <w:tcMar>
               <w:top w:type="dxa" w:w="60"/>
               <w:left w:type="dxa" w:w="100"/>
@@ -8413,7 +9008,6 @@
               <w:bottom w:val="single" w:color="CCCCCC" w:sz="1"/>
               <w:right w:val="single" w:color="CCCCCC" w:sz="1"/>
             </w:tcBorders>
-            <w:shd w:fill="F2F2F2" w:val="clear"/>
             <w:tcMar>
               <w:top w:type="dxa" w:w="60"/>
               <w:left w:type="dxa" w:w="100"/>
@@ -8450,7 +9044,6 @@
               <w:bottom w:val="single" w:color="CCCCCC" w:sz="1"/>
               <w:right w:val="single" w:color="CCCCCC" w:sz="1"/>
             </w:tcBorders>
-            <w:shd w:fill="F2F2F2" w:val="clear"/>
             <w:tcMar>
               <w:top w:type="dxa" w:w="60"/>
               <w:left w:type="dxa" w:w="100"/>
@@ -8487,7 +9080,6 @@
               <w:bottom w:val="single" w:color="CCCCCC" w:sz="1"/>
               <w:right w:val="single" w:color="CCCCCC" w:sz="1"/>
             </w:tcBorders>
-            <w:shd w:fill="F2F2F2" w:val="clear"/>
             <w:tcMar>
               <w:top w:type="dxa" w:w="60"/>
               <w:left w:type="dxa" w:w="100"/>
@@ -9151,6 +9743,229 @@
                 <w:sz w:val="16"/>
                 <w:szCs w:val="16"/>
               </w:rPr>
+              <w:t xml:space="preserve">阿根廷阵容零伤病+全员健康</w:t>
+            </w:r>
+          </w:p>
+        </w:tc>
+        <w:tc>
+          <w:tcPr>
+            <w:tcW w:type="dxa" w:w="1800"/>
+            <w:tcBorders>
+              <w:top w:val="single" w:color="CCCCCC" w:sz="1"/>
+              <w:left w:val="single" w:color="CCCCCC" w:sz="1"/>
+              <w:bottom w:val="single" w:color="CCCCCC" w:sz="1"/>
+              <w:right w:val="single" w:color="CCCCCC" w:sz="1"/>
+            </w:tcBorders>
+            <w:shd w:fill="F2F2F2" w:val="clear"/>
+            <w:tcMar>
+              <w:top w:type="dxa" w:w="60"/>
+              <w:left w:type="dxa" w:w="100"/>
+              <w:bottom w:type="dxa" w:w="60"/>
+              <w:right w:type="dxa" w:w="100"/>
+            </w:tcMar>
+            <w:vAlign w:val="center"/>
+          </w:tcPr>
+          <w:p>
+            <w:pPr>
+              <w:jc w:val="left"/>
+            </w:pPr>
+            <w:r>
+              <w:rPr>
+                <w:rFonts w:ascii="Microsoft YaHei" w:cs="Microsoft YaHei" w:eastAsia="Microsoft YaHei" w:hAnsi="Microsoft YaHei"/>
+                <w:b w:val="false"/>
+                <w:bCs w:val="false"/>
+                <w:i w:val="false"/>
+                <w:iCs w:val="false"/>
+                <w:color w:val="333333"/>
+                <w:sz w:val="16"/>
+                <w:szCs w:val="16"/>
+              </w:rPr>
+              <w:t xml:space="preserve">阿根廷 ★★★★</w:t>
+            </w:r>
+          </w:p>
+        </w:tc>
+        <w:tc>
+          <w:tcPr>
+            <w:tcW w:type="dxa" w:w="6638"/>
+            <w:tcBorders>
+              <w:top w:val="single" w:color="CCCCCC" w:sz="1"/>
+              <w:left w:val="single" w:color="CCCCCC" w:sz="1"/>
+              <w:bottom w:val="single" w:color="CCCCCC" w:sz="1"/>
+              <w:right w:val="single" w:color="CCCCCC" w:sz="1"/>
+            </w:tcBorders>
+            <w:shd w:fill="F2F2F2" w:val="clear"/>
+            <w:tcMar>
+              <w:top w:type="dxa" w:w="60"/>
+              <w:left w:type="dxa" w:w="100"/>
+              <w:bottom w:type="dxa" w:w="60"/>
+              <w:right w:type="dxa" w:w="100"/>
+            </w:tcMar>
+            <w:vAlign w:val="center"/>
+          </w:tcPr>
+          <w:p>
+            <w:pPr>
+              <w:jc w:val="left"/>
+            </w:pPr>
+            <w:r>
+              <w:rPr>
+                <w:rFonts w:ascii="Microsoft YaHei" w:cs="Microsoft YaHei" w:eastAsia="Microsoft YaHei" w:hAnsi="Microsoft YaHei"/>
+                <w:b w:val="false"/>
+                <w:bCs w:val="false"/>
+                <w:i w:val="false"/>
+                <w:iCs w:val="false"/>
+                <w:color w:val="333333"/>
+                <w:sz w:val="16"/>
+                <w:szCs w:val="16"/>
+              </w:rPr>
+              <w:t xml:space="preserve">[新增] 26人全健康(TyC/ESPN/SI确认)→QF唯一零伤病的球队。板凳深度(€200M)远超瑞士(€60M)→下半场换人优势显著</w:t>
+            </w:r>
+          </w:p>
+        </w:tc>
+      </w:tr>
+      <w:tr>
+        <w:tc>
+          <w:tcPr>
+            <w:tcW w:type="dxa" w:w="5800"/>
+            <w:tcBorders>
+              <w:top w:val="single" w:color="CCCCCC" w:sz="1"/>
+              <w:left w:val="single" w:color="CCCCCC" w:sz="1"/>
+              <w:bottom w:val="single" w:color="CCCCCC" w:sz="1"/>
+              <w:right w:val="single" w:color="CCCCCC" w:sz="1"/>
+            </w:tcBorders>
+            <w:tcMar>
+              <w:top w:type="dxa" w:w="60"/>
+              <w:left w:type="dxa" w:w="100"/>
+              <w:bottom w:type="dxa" w:w="60"/>
+              <w:right w:type="dxa" w:w="100"/>
+            </w:tcMar>
+            <w:vAlign w:val="center"/>
+          </w:tcPr>
+          <w:p>
+            <w:pPr>
+              <w:jc w:val="left"/>
+            </w:pPr>
+            <w:r>
+              <w:rPr>
+                <w:rFonts w:ascii="Microsoft YaHei" w:cs="Microsoft YaHei" w:eastAsia="Microsoft YaHei" w:hAnsi="Microsoft YaHei"/>
+                <w:b/>
+                <w:bCs/>
+                <w:i w:val="false"/>
+                <w:iCs w:val="false"/>
+                <w:color w:val="333333"/>
+                <w:sz w:val="16"/>
+                <w:szCs w:val="16"/>
+              </w:rPr>
+              <w:t xml:space="preserve">帕雷德斯中场控制(对埃及全场最佳)</w:t>
+            </w:r>
+          </w:p>
+        </w:tc>
+        <w:tc>
+          <w:tcPr>
+            <w:tcW w:type="dxa" w:w="1800"/>
+            <w:tcBorders>
+              <w:top w:val="single" w:color="CCCCCC" w:sz="1"/>
+              <w:left w:val="single" w:color="CCCCCC" w:sz="1"/>
+              <w:bottom w:val="single" w:color="CCCCCC" w:sz="1"/>
+              <w:right w:val="single" w:color="CCCCCC" w:sz="1"/>
+            </w:tcBorders>
+            <w:tcMar>
+              <w:top w:type="dxa" w:w="60"/>
+              <w:left w:type="dxa" w:w="100"/>
+              <w:bottom w:type="dxa" w:w="60"/>
+              <w:right w:type="dxa" w:w="100"/>
+            </w:tcMar>
+            <w:vAlign w:val="center"/>
+          </w:tcPr>
+          <w:p>
+            <w:pPr>
+              <w:jc w:val="left"/>
+            </w:pPr>
+            <w:r>
+              <w:rPr>
+                <w:rFonts w:ascii="Microsoft YaHei" w:cs="Microsoft YaHei" w:eastAsia="Microsoft YaHei" w:hAnsi="Microsoft YaHei"/>
+                <w:b w:val="false"/>
+                <w:bCs w:val="false"/>
+                <w:i w:val="false"/>
+                <w:iCs w:val="false"/>
+                <w:color w:val="333333"/>
+                <w:sz w:val="16"/>
+                <w:szCs w:val="16"/>
+              </w:rPr>
+              <w:t xml:space="preserve">阿根廷 ★★★</w:t>
+            </w:r>
+          </w:p>
+        </w:tc>
+        <w:tc>
+          <w:tcPr>
+            <w:tcW w:type="dxa" w:w="6638"/>
+            <w:tcBorders>
+              <w:top w:val="single" w:color="CCCCCC" w:sz="1"/>
+              <w:left w:val="single" w:color="CCCCCC" w:sz="1"/>
+              <w:bottom w:val="single" w:color="CCCCCC" w:sz="1"/>
+              <w:right w:val="single" w:color="CCCCCC" w:sz="1"/>
+            </w:tcBorders>
+            <w:tcMar>
+              <w:top w:type="dxa" w:w="60"/>
+              <w:left w:type="dxa" w:w="100"/>
+              <w:bottom w:type="dxa" w:w="60"/>
+              <w:right w:type="dxa" w:w="100"/>
+            </w:tcMar>
+            <w:vAlign w:val="center"/>
+          </w:tcPr>
+          <w:p>
+            <w:pPr>
+              <w:jc w:val="left"/>
+            </w:pPr>
+            <w:r>
+              <w:rPr>
+                <w:rFonts w:ascii="Microsoft YaHei" w:cs="Microsoft YaHei" w:eastAsia="Microsoft YaHei" w:hAnsi="Microsoft YaHei"/>
+                <w:b w:val="false"/>
+                <w:bCs w:val="false"/>
+                <w:i w:val="false"/>
+                <w:iCs w:val="false"/>
+                <w:color w:val="333333"/>
+                <w:sz w:val="16"/>
+                <w:szCs w:val="16"/>
+              </w:rPr>
+              <w:t xml:space="preserve">[新增] 对埃及首发→全场最佳→拦截+分配球→德保罗/恩佐更自由。面对大巴时有更多控制力</w:t>
+            </w:r>
+          </w:p>
+        </w:tc>
+      </w:tr>
+      <w:tr>
+        <w:tc>
+          <w:tcPr>
+            <w:tcW w:type="dxa" w:w="5800"/>
+            <w:tcBorders>
+              <w:top w:val="single" w:color="CCCCCC" w:sz="1"/>
+              <w:left w:val="single" w:color="CCCCCC" w:sz="1"/>
+              <w:bottom w:val="single" w:color="CCCCCC" w:sz="1"/>
+              <w:right w:val="single" w:color="CCCCCC" w:sz="1"/>
+            </w:tcBorders>
+            <w:shd w:fill="F2F2F2" w:val="clear"/>
+            <w:tcMar>
+              <w:top w:type="dxa" w:w="60"/>
+              <w:left w:type="dxa" w:w="100"/>
+              <w:bottom w:type="dxa" w:w="60"/>
+              <w:right w:type="dxa" w:w="100"/>
+            </w:tcMar>
+            <w:vAlign w:val="center"/>
+          </w:tcPr>
+          <w:p>
+            <w:pPr>
+              <w:jc w:val="left"/>
+            </w:pPr>
+            <w:r>
+              <w:rPr>
+                <w:rFonts w:ascii="Microsoft YaHei" w:cs="Microsoft YaHei" w:eastAsia="Microsoft YaHei" w:hAnsi="Microsoft YaHei"/>
+                <w:b/>
+                <w:bCs/>
+                <w:i w:val="false"/>
+                <w:iCs w:val="false"/>
+                <w:color w:val="333333"/>
+                <w:sz w:val="16"/>
+                <w:szCs w:val="16"/>
+              </w:rPr>
               <w:t xml:space="preserve">阿根廷体能红灯(连续2场加时)</w:t>
             </w:r>
           </w:p>
@@ -9188,7 +10003,7 @@
                 <w:sz w:val="16"/>
                 <w:szCs w:val="16"/>
               </w:rPr>
-              <w:t xml:space="preserve">瑞士 ★★★★</w:t>
+              <w:t xml:space="preserve">瑞士 ★★★</w:t>
             </w:r>
           </w:p>
         </w:tc>
@@ -9225,7 +10040,7 @@
                 <w:sz w:val="16"/>
                 <w:szCs w:val="16"/>
               </w:rPr>
-              <w:t xml:space="preserve">[核心风险] 39岁梅西+30岁德保罗+32岁塔利亚菲科→储备低。前60'后↓</w:t>
+              <w:t xml:space="preserve">[下调] 4天恢复期+全员健康→体能劣势可能被高估。但梅西39岁→仍是最需要管理的变量</w:t>
             </w:r>
           </w:p>
         </w:tc>
@@ -11108,7 +11923,7 @@
           <w:sz w:val="18"/>
           <w:szCs w:val="18"/>
         </w:rPr>
-        <w:t xml:space="preserve">[V21第11条] 扎卡里亚(RB客串/非自然位置)→虽非刚伤愈但防守中场改打右后卫=位置感↓→[犯规风险↑]。梅西在这对位中会制造大量犯规。</w:t>
+        <w:t xml:space="preserve">[关键] 阿根廷26人全员健康→QF唯一零伤病的球队。罗梅罗对埃及仅抽筋→确认首发。梅迪纳已康复→可出场。尼科·冈萨雷斯恢复训练。板凳深度(€200M)vs瑞士(€60M)=3.3:1→下半场换人优势可成为决定性因素。</w:t>
       </w:r>
     </w:p>
     <w:p>
@@ -11127,7 +11942,26 @@
           <w:sz w:val="18"/>
           <w:szCs w:val="18"/>
         </w:rPr>
-        <w:t xml:space="preserve">[V21第16条] 关键对位伤退: (1)[红色]罗梅罗→佩泽拉vs恩博洛:空中降1.5级→瑞士定位球威胁↑。 (2)扎卡里亚→维德默(33岁/€6M)vs梅西:天然RB但速度降→仍是梅西对位错配。</w:t>
+        <w:t xml:space="preserve">[V21第11条] 扎卡里亚(RB客串/非自然位置)→虽非刚伤愈但防守中场改打右后卫=位置感↓→[犯规风险↑]。梅西在这对位中会制造大量犯规→黄牌风险高。</w:t>
+      </w:r>
+    </w:p>
+    <w:p>
+      <w:pPr>
+        <w:spacing w:after="60" w:before="0"/>
+        <w:jc w:val="left"/>
+      </w:pPr>
+      <w:r>
+        <w:rPr>
+          <w:rFonts w:ascii="Microsoft YaHei" w:cs="Microsoft YaHei" w:eastAsia="Microsoft YaHei" w:hAnsi="Microsoft YaHei"/>
+          <w:b/>
+          <w:bCs/>
+          <w:i w:val="false"/>
+          <w:iCs w:val="false"/>
+          <w:color w:val="333333"/>
+          <w:sz w:val="18"/>
+          <w:szCs w:val="18"/>
+        </w:rPr>
+        <w:t xml:space="preserve">[V21第16条] 关键对位伤退: (1)[红色]罗梅罗→佩泽拉/巴列尔迪vs恩博洛:空中降1.5级→瑞士定位球威胁↑。 (2)扎卡里亚/维德默(RB)vs梅西:无论谁首发→对位仍是错配→但天然RB(维德默)比客串(扎卡里亚)好0.5级。</w:t>
       </w:r>
     </w:p>
     <w:tbl>
@@ -11406,7 +12240,7 @@
                 <w:sz w:val="16"/>
                 <w:szCs w:val="16"/>
               </w:rPr>
-              <w:t xml:space="preserve">[缺席] 非接触膝盖伤(训练中)→确认缺席</w:t>
+              <w:t xml:space="preserve">[缺席] 非接触膝盖伤(训练中)→确认缺席。3球2助=瑞士赛事最佳</w:t>
             </w:r>
           </w:p>
         </w:tc>
@@ -11553,7 +12387,7 @@
                 <w:sz w:val="16"/>
                 <w:szCs w:val="16"/>
               </w:rPr>
-              <w:t xml:space="preserve">[缺席] 伤缺→确认缺席</w:t>
+              <w:t xml:space="preserve">[缺席] 肌肉伤→确认缺席</w:t>
             </w:r>
           </w:p>
         </w:tc>
@@ -11702,7 +12536,7 @@
                 <w:sz w:val="16"/>
                 <w:szCs w:val="16"/>
               </w:rPr>
-              <w:t xml:space="preserve">[缺席] 伤缺</w:t>
+              <w:t xml:space="preserve">[缺席] 肌肉伤</w:t>
             </w:r>
           </w:p>
         </w:tc>
@@ -11813,7 +12647,7 @@
                 <w:sz w:val="16"/>
                 <w:szCs w:val="16"/>
               </w:rPr>
-              <w:t xml:space="preserve">梅迪纳 (Medina)</w:t>
+              <w:t xml:space="preserve">全员健康</w:t>
             </w:r>
           </w:p>
         </w:tc>
@@ -11849,7 +12683,7 @@
                 <w:sz w:val="16"/>
                 <w:szCs w:val="16"/>
               </w:rPr>
-              <w:t xml:space="preserve">[存疑] 膝伤→'highly doubtful'</w:t>
+              <w:t xml:space="preserve">[已确认] 26人均可出场(TyC/ESPN/SI/Sports Mole多方确认)。QF中唯一零伤病的球队</w:t>
             </w:r>
           </w:p>
         </w:tc>
@@ -11885,7 +12719,7 @@
                 <w:sz w:val="16"/>
                 <w:szCs w:val="16"/>
               </w:rPr>
-              <w:t xml:space="preserve">★★★</w:t>
+              <w:t xml:space="preserve">—</w:t>
             </w:r>
           </w:p>
         </w:tc>
@@ -11961,7 +12795,7 @@
                 <w:sz w:val="16"/>
                 <w:szCs w:val="16"/>
               </w:rPr>
-              <w:t xml:space="preserve">尼科·冈萨雷斯 (Nico González)</w:t>
+              <w:t xml:space="preserve">劳塔罗 (Lautaro Martínez)</w:t>
             </w:r>
           </w:p>
         </w:tc>
@@ -11998,7 +12832,7 @@
                 <w:sz w:val="16"/>
                 <w:szCs w:val="16"/>
               </w:rPr>
-              <w:t xml:space="preserve">[存疑] 脚踝→'major doubt'</w:t>
+              <w:t xml:space="preserve">[状态恢复] 对埃及替补后关键贡献(参与2-2+助攻3-2)→状态回升</w:t>
             </w:r>
           </w:p>
         </w:tc>
@@ -12036,152 +12870,6 @@
                 <w:szCs w:val="16"/>
               </w:rPr>
               <w:t xml:space="preserve">★★</w:t>
-            </w:r>
-          </w:p>
-        </w:tc>
-      </w:tr>
-      <w:tr>
-        <w:tc>
-          <w:tcPr>
-            <w:tcW w:type="dxa" w:w="1200"/>
-            <w:tcBorders>
-              <w:top w:val="single" w:color="CCCCCC" w:sz="1"/>
-              <w:left w:val="single" w:color="CCCCCC" w:sz="1"/>
-              <w:bottom w:val="single" w:color="CCCCCC" w:sz="1"/>
-              <w:right w:val="single" w:color="CCCCCC" w:sz="1"/>
-            </w:tcBorders>
-            <w:tcMar>
-              <w:top w:type="dxa" w:w="60"/>
-              <w:left w:type="dxa" w:w="100"/>
-              <w:bottom w:type="dxa" w:w="60"/>
-              <w:right w:type="dxa" w:w="100"/>
-            </w:tcMar>
-            <w:vAlign w:val="center"/>
-          </w:tcPr>
-          <w:p>
-            <w:pPr>
-              <w:jc w:val="left"/>
-            </w:pPr>
-            <w:r>
-              <w:rPr>
-                <w:rFonts w:ascii="Microsoft YaHei" w:cs="Microsoft YaHei" w:eastAsia="Microsoft YaHei" w:hAnsi="Microsoft YaHei"/>
-                <w:b w:val="false"/>
-                <w:bCs w:val="false"/>
-                <w:i w:val="false"/>
-                <w:iCs w:val="false"/>
-                <w:color w:val="333333"/>
-                <w:sz w:val="16"/>
-                <w:szCs w:val="16"/>
-              </w:rPr>
-              <w:t xml:space="preserve">阿根廷</w:t>
-            </w:r>
-          </w:p>
-        </w:tc>
-        <w:tc>
-          <w:tcPr>
-            <w:tcW w:type="dxa" w:w="3800"/>
-            <w:tcBorders>
-              <w:top w:val="single" w:color="CCCCCC" w:sz="1"/>
-              <w:left w:val="single" w:color="CCCCCC" w:sz="1"/>
-              <w:bottom w:val="single" w:color="CCCCCC" w:sz="1"/>
-              <w:right w:val="single" w:color="CCCCCC" w:sz="1"/>
-            </w:tcBorders>
-            <w:tcMar>
-              <w:top w:type="dxa" w:w="60"/>
-              <w:left w:type="dxa" w:w="100"/>
-              <w:bottom w:type="dxa" w:w="60"/>
-              <w:right w:type="dxa" w:w="100"/>
-            </w:tcMar>
-            <w:vAlign w:val="center"/>
-          </w:tcPr>
-          <w:p>
-            <w:pPr>
-              <w:jc w:val="left"/>
-            </w:pPr>
-            <w:r>
-              <w:rPr>
-                <w:rFonts w:ascii="Microsoft YaHei" w:cs="Microsoft YaHei" w:eastAsia="Microsoft YaHei" w:hAnsi="Microsoft YaHei"/>
-                <w:b w:val="false"/>
-                <w:bCs w:val="false"/>
-                <w:i w:val="false"/>
-                <w:iCs w:val="false"/>
-                <w:color w:val="333333"/>
-                <w:sz w:val="16"/>
-                <w:szCs w:val="16"/>
-              </w:rPr>
-              <w:t xml:space="preserve">劳塔罗 (Lautaro Martínez)</w:t>
-            </w:r>
-          </w:p>
-        </w:tc>
-        <w:tc>
-          <w:tcPr>
-            <w:tcW w:type="dxa" w:w="4600"/>
-            <w:tcBorders>
-              <w:top w:val="single" w:color="CCCCCC" w:sz="1"/>
-              <w:left w:val="single" w:color="CCCCCC" w:sz="1"/>
-              <w:bottom w:val="single" w:color="CCCCCC" w:sz="1"/>
-              <w:right w:val="single" w:color="CCCCCC" w:sz="1"/>
-            </w:tcBorders>
-            <w:tcMar>
-              <w:top w:type="dxa" w:w="60"/>
-              <w:left w:type="dxa" w:w="100"/>
-              <w:bottom w:type="dxa" w:w="60"/>
-              <w:right w:type="dxa" w:w="100"/>
-            </w:tcMar>
-            <w:vAlign w:val="center"/>
-          </w:tcPr>
-          <w:p>
-            <w:pPr>
-              <w:jc w:val="left"/>
-            </w:pPr>
-            <w:r>
-              <w:rPr>
-                <w:rFonts w:ascii="Microsoft YaHei" w:cs="Microsoft YaHei" w:eastAsia="Microsoft YaHei" w:hAnsi="Microsoft YaHei"/>
-                <w:b w:val="false"/>
-                <w:bCs w:val="false"/>
-                <w:i w:val="false"/>
-                <w:iCs w:val="false"/>
-                <w:color w:val="333333"/>
-                <w:sz w:val="16"/>
-                <w:szCs w:val="16"/>
-              </w:rPr>
-              <w:t xml:space="preserve">[状态下滑] 近期低迷→可能被顶替</w:t>
-            </w:r>
-          </w:p>
-        </w:tc>
-        <w:tc>
-          <w:tcPr>
-            <w:tcW w:type="dxa" w:w="4638"/>
-            <w:tcBorders>
-              <w:top w:val="single" w:color="CCCCCC" w:sz="1"/>
-              <w:left w:val="single" w:color="CCCCCC" w:sz="1"/>
-              <w:bottom w:val="single" w:color="CCCCCC" w:sz="1"/>
-              <w:right w:val="single" w:color="CCCCCC" w:sz="1"/>
-            </w:tcBorders>
-            <w:tcMar>
-              <w:top w:type="dxa" w:w="60"/>
-              <w:left w:type="dxa" w:w="100"/>
-              <w:bottom w:type="dxa" w:w="60"/>
-              <w:right w:type="dxa" w:w="100"/>
-            </w:tcMar>
-            <w:vAlign w:val="center"/>
-          </w:tcPr>
-          <w:p>
-            <w:pPr>
-              <w:jc w:val="left"/>
-            </w:pPr>
-            <w:r>
-              <w:rPr>
-                <w:rFonts w:ascii="Microsoft YaHei" w:cs="Microsoft YaHei" w:eastAsia="Microsoft YaHei" w:hAnsi="Microsoft YaHei"/>
-                <w:b w:val="false"/>
-                <w:bCs w:val="false"/>
-                <w:i w:val="false"/>
-                <w:iCs w:val="false"/>
-                <w:color w:val="333333"/>
-                <w:sz w:val="16"/>
-                <w:szCs w:val="16"/>
-              </w:rPr>
-              <w:t xml:space="preserve">★★★</w:t>
             </w:r>
           </w:p>
         </w:tc>
@@ -13375,6 +14063,119 @@
           </w:p>
         </w:tc>
       </w:tr>
+      <w:tr>
+        <w:tc>
+          <w:tcPr>
+            <w:tcW w:type="dxa" w:w="3000"/>
+            <w:tcBorders>
+              <w:top w:val="single" w:color="CCCCCC" w:sz="1"/>
+              <w:left w:val="single" w:color="CCCCCC" w:sz="1"/>
+              <w:bottom w:val="single" w:color="CCCCCC" w:sz="1"/>
+              <w:right w:val="single" w:color="CCCCCC" w:sz="1"/>
+            </w:tcBorders>
+            <w:shd w:fill="F2F2F2" w:val="clear"/>
+            <w:tcMar>
+              <w:top w:type="dxa" w:w="60"/>
+              <w:left w:type="dxa" w:w="100"/>
+              <w:bottom w:type="dxa" w:w="60"/>
+              <w:right w:type="dxa" w:w="100"/>
+            </w:tcMar>
+            <w:vAlign w:val="center"/>
+          </w:tcPr>
+          <w:p>
+            <w:pPr>
+              <w:jc w:val="left"/>
+            </w:pPr>
+            <w:r>
+              <w:rPr>
+                <w:rFonts w:ascii="Microsoft YaHei" w:cs="Microsoft YaHei" w:eastAsia="Microsoft YaHei" w:hAnsi="Microsoft YaHei"/>
+                <w:b/>
+                <w:bCs/>
+                <w:i w:val="false"/>
+                <w:iCs w:val="false"/>
+                <w:color w:val="333333"/>
+                <w:sz w:val="16"/>
+                <w:szCs w:val="16"/>
+              </w:rPr>
+              <w:t xml:space="preserve">阿根廷 3-1 瑞士</w:t>
+            </w:r>
+          </w:p>
+        </w:tc>
+        <w:tc>
+          <w:tcPr>
+            <w:tcW w:type="dxa" w:w="1000"/>
+            <w:tcBorders>
+              <w:top w:val="single" w:color="CCCCCC" w:sz="1"/>
+              <w:left w:val="single" w:color="CCCCCC" w:sz="1"/>
+              <w:bottom w:val="single" w:color="CCCCCC" w:sz="1"/>
+              <w:right w:val="single" w:color="CCCCCC" w:sz="1"/>
+            </w:tcBorders>
+            <w:shd w:fill="F2F2F2" w:val="clear"/>
+            <w:tcMar>
+              <w:top w:type="dxa" w:w="60"/>
+              <w:left w:type="dxa" w:w="100"/>
+              <w:bottom w:type="dxa" w:w="60"/>
+              <w:right w:type="dxa" w:w="100"/>
+            </w:tcMar>
+            <w:vAlign w:val="center"/>
+          </w:tcPr>
+          <w:p>
+            <w:pPr>
+              <w:jc w:val="left"/>
+            </w:pPr>
+            <w:r>
+              <w:rPr>
+                <w:rFonts w:ascii="Microsoft YaHei" w:cs="Microsoft YaHei" w:eastAsia="Microsoft YaHei" w:hAnsi="Microsoft YaHei"/>
+                <w:b w:val="false"/>
+                <w:bCs w:val="false"/>
+                <w:i w:val="false"/>
+                <w:iCs w:val="false"/>
+                <w:color w:val="333333"/>
+                <w:sz w:val="16"/>
+                <w:szCs w:val="16"/>
+              </w:rPr>
+              <w:t xml:space="preserve">~4%</w:t>
+            </w:r>
+          </w:p>
+        </w:tc>
+        <w:tc>
+          <w:tcPr>
+            <w:tcW w:type="dxa" w:w="10238"/>
+            <w:tcBorders>
+              <w:top w:val="single" w:color="CCCCCC" w:sz="1"/>
+              <w:left w:val="single" w:color="CCCCCC" w:sz="1"/>
+              <w:bottom w:val="single" w:color="CCCCCC" w:sz="1"/>
+              <w:right w:val="single" w:color="CCCCCC" w:sz="1"/>
+            </w:tcBorders>
+            <w:shd w:fill="F2F2F2" w:val="clear"/>
+            <w:tcMar>
+              <w:top w:type="dxa" w:w="60"/>
+              <w:left w:type="dxa" w:w="100"/>
+              <w:bottom w:type="dxa" w:w="60"/>
+              <w:right w:type="dxa" w:w="100"/>
+            </w:tcMar>
+            <w:vAlign w:val="center"/>
+          </w:tcPr>
+          <w:p>
+            <w:pPr>
+              <w:jc w:val="left"/>
+            </w:pPr>
+            <w:r>
+              <w:rPr>
+                <w:rFonts w:ascii="Microsoft YaHei" w:cs="Microsoft YaHei" w:eastAsia="Microsoft YaHei" w:hAnsi="Microsoft YaHei"/>
+                <w:b w:val="false"/>
+                <w:bCs w:val="false"/>
+                <w:i w:val="false"/>
+                <w:iCs w:val="false"/>
+                <w:color w:val="333333"/>
+                <w:sz w:val="16"/>
+                <w:szCs w:val="16"/>
+              </w:rPr>
+              <w:t xml:space="preserve">半场1-0。梅西×2+恩佐/恩多耶——对攻战阿根廷胜</w:t>
+            </w:r>
+          </w:p>
+        </w:tc>
+      </w:tr>
     </w:tbl>
     <w:p>
       <w:pPr>
@@ -14680,7 +15481,7 @@
           <w:sz w:val="30"/>
           <w:szCs w:val="30"/>
         </w:rPr>
-        <w:t xml:space="preserve">冷门风险评估: 中</w:t>
+        <w:t xml:space="preserve">冷门风险评估: 中 (下调——阿根廷全员健康+瑞士3核缺阵)</w:t>
       </w:r>
     </w:p>
     <w:p>
@@ -14699,7 +15500,7 @@
           <w:sz w:val="18"/>
           <w:szCs w:val="18"/>
         </w:rPr>
-        <w:t xml:space="preserve">身价比2.4:1&lt;3:1。瑞士大巴(连续2场零封)=赛事最佳之一。阿根廷连续两场加时=体能红灯。梅西点球4/8罚丢。曼扎姆比缺席降瑞士攻击但大巴不依赖他。扎卡里亚RB客串=梅西会惩罚的漏洞。科贝尔=世界级扑点。冷门概率约25-30%——与法国vs摩洛哥相似但冷门路径不同(大巴+点球 vs 反击+点球)。</w:t>
+        <w:t xml:space="preserve">身价比2.4:1&lt;3:1。瑞士大巴(连续2场零封)=赛事最佳之一。但阿根廷26人全员健康(QF唯一)+帕雷德斯确认首发→实力差距比原预计更大。曼扎姆比+阿比歇尔+雅凯=3核缺阵→瑞士攻击和板凳均受显著影响。科贝尔世界级=扑点威胁仍在。冷门概率约25%——略低于此前估计(原25-30%)。最可能翻车: 0-0→加时→点球大战(科贝尔扑点制胜)。</w:t>
       </w:r>
     </w:p>
     <w:p>
@@ -15314,7 +16115,7 @@
           <w:sz w:val="30"/>
           <w:szCs w:val="30"/>
         </w:rPr>
-        <w:t xml:space="preserve">总结: 梅西vs大巴——2014模式还是2022模式?</w:t>
+        <w:t xml:space="preserve">总结: 阵容最完整的冠军 vs 大巴最精英的挑战者</w:t>
       </w:r>
     </w:p>
     <w:p>
@@ -15333,7 +16134,26 @@
           <w:sz w:val="18"/>
           <w:szCs w:val="18"/>
         </w:rPr>
-        <w:t xml:space="preserve">核心逻辑: 这是2014阿根廷1-0瑞士的重演——大巴vs梅西。瑞士大巴=赛事最佳之一, 但扎卡里亚RB客串+曼扎姆比缺席=大巴有漏洞+反击缺乏致命性。阿根廷体能+慢开局+破大巴困难=不是'会不会轻松赢'而是'能不能在体能崩溃前破门'。若0-0到60分钟→冷门概率跨越式上升。1-0是结构交点——梅西迟早会找到一次机会, 但瑞士大巴+科贝尔会确保不超过1球。</w:t>
+        <w:t xml:space="preserve">核心逻辑: 阿根廷26人全员健康→QF唯一零伤病的球队。帕雷德斯(对埃及全场最佳)确认首发→中场控制力增强。瑞士3核缺阵(曼扎姆比+阿比歇尔+雅凯)→大巴虽精英但反击缺乏致命性+板凳被严重削弱。阿根廷晋级从65-70%上调至68-72%——与市场75%差距缩小。首选2-0→阿根廷大概率净胜2球。最大风险仍是0-0→加时→点球大战。</w:t>
+      </w:r>
+    </w:p>
+    <w:p>
+      <w:pPr>
+        <w:spacing w:after="60" w:before="0"/>
+        <w:jc w:val="left"/>
+      </w:pPr>
+      <w:r>
+        <w:rPr>
+          <w:rFonts w:ascii="Microsoft YaHei" w:cs="Microsoft YaHei" w:eastAsia="Microsoft YaHei" w:hAnsi="Microsoft YaHei"/>
+          <w:b/>
+          <w:bCs/>
+          <w:i w:val="false"/>
+          <w:iCs w:val="false"/>
+          <w:color w:val="C0392B"/>
+          <w:sz w:val="18"/>
+          <w:szCs w:val="18"/>
+        </w:rPr>
+        <w:t xml:space="preserve">100元投注方案: ①35元阿根廷晋级(~1.33/最大确定性) ②25元阿根廷-1.5让球(~2.48/最大分析优势) ③15元小于2.5球(~2.20/冷门对冲) ④10元瑞士+1.5受让(~1.53) ⑤10元0-0半场(~2.50) ⑥5元梅西anytime进球(~1.65)。不做: 精确比分/双方都进球/大于2.5球。</w:t>
       </w:r>
     </w:p>
     <w:p>
@@ -15352,7 +16172,7 @@
           <w:sz w:val="18"/>
           <w:szCs w:val="18"/>
         </w:rPr>
-        <w:t xml:space="preserve">胜者将对阵挪威 vs 英格兰胜者(半决赛, 7月15日, Dallas)。</w:t>
+        <w:t xml:space="preserve">胜者将对阵挪威 vs 英格兰胜者(半决赛, 7月15日, 亚特兰大)。</w:t>
       </w:r>
     </w:p>
     <w:tbl>
@@ -15778,7 +16598,7 @@
                 <w:sz w:val="16"/>
                 <w:szCs w:val="16"/>
               </w:rPr>
-              <w:t xml:space="preserve">9球/5场。曼扎姆比3球(缺席!)→恩多耶+巴尔加斯+恩博洛</w:t>
+              <w:t xml:space="preserve">9球/5场。曼扎姆比3球(缺席!)→反击锐减</w:t>
             </w:r>
           </w:p>
         </w:tc>
@@ -16186,7 +17006,7 @@
                 <w:sz w:val="16"/>
                 <w:szCs w:val="16"/>
               </w:rPr>
-              <w:t xml:space="preserve">梅西+恩佐+阿尔瓦雷斯=多维度。但体能+慢开局=约束</w:t>
+              <w:t xml:space="preserve">梅西+恩佐+阿尔瓦雷斯+帕雷德斯=4维度攻击。全员健康→破局力↑</w:t>
             </w:r>
           </w:p>
         </w:tc>
@@ -16223,7 +17043,7 @@
                 <w:sz w:val="16"/>
                 <w:szCs w:val="16"/>
               </w:rPr>
-              <w:t xml:space="preserve">大巴=赛事精英。但从未面对梅西级。扎卡里亚RB=漏洞</w:t>
+              <w:t xml:space="preserve">大巴=赛事精英。但从未面对梅西级+4维度攻击</w:t>
             </w:r>
           </w:p>
         </w:tc>
@@ -16260,7 +17080,7 @@
                 <w:sz w:val="16"/>
                 <w:szCs w:val="16"/>
               </w:rPr>
-              <w:t xml:space="preserve">阿根廷(条件性)</w:t>
+              <w:t xml:space="preserve">阿根廷(上调)</w:t>
             </w:r>
           </w:p>
         </w:tc>
@@ -16334,7 +17154,7 @@
                 <w:sz w:val="16"/>
                 <w:szCs w:val="16"/>
               </w:rPr>
-              <w:t xml:space="preserve">🚨连续两场加时→39岁梅西→红灯</w:t>
+              <w:t xml:space="preserve">连续两场加时→体能风险。但4天恢复+全员健康→可能被高估</w:t>
             </w:r>
           </w:p>
         </w:tc>
@@ -16370,7 +17190,7 @@
                 <w:sz w:val="16"/>
                 <w:szCs w:val="16"/>
               </w:rPr>
-              <w:t xml:space="preserve">120分钟+4天恢复→比阿根廷好</w:t>
+              <w:t xml:space="preserve">120分钟+4天恢复→正常</w:t>
             </w:r>
           </w:p>
         </w:tc>
@@ -16406,7 +17226,7 @@
                 <w:sz w:val="16"/>
                 <w:szCs w:val="16"/>
               </w:rPr>
-              <w:t xml:space="preserve">瑞士(!)</w:t>
+              <w:t xml:space="preserve">均势(阿根廷改善)</w:t>
             </w:r>
           </w:p>
         </w:tc>
@@ -16482,7 +17302,7 @@
                 <w:sz w:val="16"/>
                 <w:szCs w:val="16"/>
               </w:rPr>
-              <w:t xml:space="preserve">~€200M(阿尔瓦雷斯/阿尔马达/帕雷德斯/劳塔罗?)</w:t>
+              <w:t xml:space="preserve">~€200M(阿尔瓦雷斯/劳塔罗/阿尔马达/蒙铁尔/帕斯等)</w:t>
             </w:r>
           </w:p>
         </w:tc>
@@ -16519,7 +17339,7 @@
                 <w:sz w:val="16"/>
                 <w:szCs w:val="16"/>
               </w:rPr>
-              <w:t xml:space="preserve">~€60M(阿姆杜尼/伊滕)——远低于阿根廷</w:t>
+              <w:t xml:space="preserve">~€60M(阿姆杜尼/伊滕/里德)——远低于阿根廷(3.3:1)</w:t>
             </w:r>
           </w:p>
         </w:tc>
@@ -16556,7 +17376,7 @@
                 <w:sz w:val="16"/>
                 <w:szCs w:val="16"/>
               </w:rPr>
-              <w:t xml:space="preserve">阿根廷</w:t>
+              <w:t xml:space="preserve">阿根廷(!)</w:t>
             </w:r>
           </w:p>
         </w:tc>
@@ -16778,7 +17598,7 @@
                 <w:sz w:val="16"/>
                 <w:szCs w:val="16"/>
               </w:rPr>
-              <w:t xml:space="preserve">超级巨星型(体能约束)。55-60%常规时间胜。破大巴+体能=双挑战</w:t>
+              <w:t xml:space="preserve">超级巨星型。26人全员健康→QF最完整阵容。68-72%晋级</w:t>
             </w:r>
           </w:p>
         </w:tc>
@@ -16815,7 +17635,7 @@
                 <w:sz w:val="16"/>
                 <w:szCs w:val="16"/>
               </w:rPr>
-              <w:t xml:space="preserve">体系型(大巴+缺核)。防守精英但缺反击惩罚力。25-30%冷门概率</w:t>
+              <w:t xml:space="preserve">体系型(大巴+缺核)。防守精英但缺反击惩罚力。约25%冷门概率</w:t>
             </w:r>
           </w:p>
         </w:tc>
@@ -16852,7 +17672,7 @@
                 <w:sz w:val="16"/>
                 <w:szCs w:val="16"/>
               </w:rPr>
-              <w:t xml:space="preserve">阿根廷(微)</w:t>
+              <w:t xml:space="preserve">阿根廷</w:t>
             </w:r>
           </w:p>
         </w:tc>
@@ -16884,7 +17704,7 @@
           <w:sz w:val="15"/>
           <w:szCs w:val="15"/>
         </w:rPr>
-        <w:t xml:space="preserve">数据源: ESPN API (event 760513) + FIFA API (match 400021537) + Polymarket + DraftKings + CryptoSlate + Score90 + WinnersAndWhiners + Wolfbet + FWC Times + Al Jazeera + Gazzetta | 裁判: 待确认 | 场地: Arrowhead Stadium, Kansas City, MO</w:t>
+        <w:t xml:space="preserve">数据源: ESPN API (event 760513) + FIFA API (match 400021537) + TyC Sports + ESPN Argentina + Sports Mole + RotoWire + Fotmob + SI + Eurosport + Polymarket + DraftKings + Bolavip | 裁判: João Pinheiro (葡萄牙) / VAR: Michael Barwegen | 场地: Arrowhead Stadium, Kansas City, MO | 更新: 7/11 12:00 BJT (赛前~21h)</w:t>
       </w:r>
     </w:p>
     <w:p>
@@ -16903,7 +17723,7 @@
           <w:sz w:val="15"/>
           <w:szCs w:val="15"/>
         </w:rPr>
-        <w:t xml:space="preserve">生成时间: 2026/7/9 06:24:47 北京时间</w:t>
+        <w:t xml:space="preserve">生成时间: 2026/7/11 11:28:08 北京时间</w:t>
       </w:r>
     </w:p>
     <w:sectPr>
